--- a/www/resumes/cloud_architect.docx
+++ b/www/resumes/cloud_architect.docx
@@ -91,7 +91,7 @@
             <w:rFonts w:cs="Times New Roman"/>
             <w:w w:val="105"/>
           </w:rPr>
-          <w:t>compute456@outlook.com</w:t>
+          <w:t>david_omer@hotmail.com</w:t>
         </w:r>
       </w:hyperlink>
       <w:r>
@@ -124,7 +124,7 @@
             <w:rFonts w:cs="Times New Roman"/>
             <w:w w:val="105"/>
           </w:rPr>
-          <w:t>https://david.simplifai.team</w:t>
+          <w:t>https://david.solutionsetal.com</w:t>
         </w:r>
       </w:hyperlink>
       <w:r>
@@ -170,62 +170,25 @@
         <w:rPr>
           <w:w w:val="105"/>
         </w:rPr>
-        <w:t>833-4552</w:t>
+        <w:t>377-6699</w:t>
       </w:r>
     </w:p>
     <w:p>
       <w:pPr>
         <w:pStyle w:val="BodyText"/>
-      </w:pPr>
-    </w:p>
-    <w:p>
-      <w:pPr>
-        <w:pStyle w:val="Heading1"/>
+        <w:ind w:left="0"/>
       </w:pPr>
       <w:bookmarkStart w:id="0" w:name="Professional_Summary"/>
       <w:bookmarkStart w:id="1" w:name="Project_Consulting_Services,_Inc._(via_T"/>
       <w:bookmarkEnd w:id="0"/>
       <w:bookmarkEnd w:id="1"/>
+    </w:p>
+    <w:p>
+      <w:pPr>
+        <w:pStyle w:val="Heading1"/>
+      </w:pPr>
       <w:r>
         <w:t>Professional Summary</w:t>
-      </w:r>
-    </w:p>
-    <w:p>
-      <w:pPr>
-        <w:spacing w:before="160" w:after="0"/>
-      </w:pPr>
-      <w:r>
-        <w:t xml:space="preserve">Senior cloud, platform, and enterprise integration architect with more than </w:t>
-      </w:r>
-      <w:r>
-        <w:t>1</w:t>
-      </w:r>
-      <w:r>
-        <w:t>5 years of experience designing, building, modernizing, and supporting distributed systems, SaaS platforms, data platforms, and mission critical enterprise applications.</w:t>
-      </w:r>
-    </w:p>
-    <w:p>
-      <w:pPr>
-        <w:spacing w:before="160" w:after="0"/>
-      </w:pPr>
-      <w:r>
-        <w:t>Experienced across Azure, AWS, and GCP, with hands-on background in cloud-hosted systems, Azure SQL, Docker, Kubernetes, CI/CD, RESTful APIs, messaging platforms, and SQL-backed data architectures.</w:t>
-      </w:r>
-    </w:p>
-    <w:p>
-      <w:pPr>
-        <w:spacing w:before="160" w:after="0"/>
-      </w:pPr>
-      <w:r>
-        <w:t>I specialize in designing reliable cloud-ready architectures, reusable integration layers, high-performance data pipelines, and maintainable platform components that support complex, multi-customer environments.</w:t>
-      </w:r>
-    </w:p>
-    <w:p>
-      <w:pPr>
-        <w:spacing w:before="160" w:after="0"/>
-      </w:pPr>
-      <w:r>
-        <w:t>Known for strong architectural judgment, rapid problem diagnosis, production stability, and the ability to connect application, data, integration, infrastructure, and operational concerns into practical cloud solutions.</w:t>
       </w:r>
     </w:p>
     <w:p>
@@ -234,8 +197,69 @@
         <w:pBdr>
           <w:bottom w:val="single" w:sz="6" w:space="1" w:color="auto"/>
         </w:pBdr>
-        <w:rPr>
-          <w:rFonts w:ascii="Aptos Display" w:eastAsia="Times New Roman" w:hAnsi="Aptos Display" w:cs="Times New Roman"/>
+        <w:spacing w:after="160"/>
+        <w:rPr>
+          <w:rFonts w:ascii="Aptos Display" w:eastAsia="Palatino Linotype" w:hAnsi="Aptos Display" w:cs="Palatino Linotype"/>
+          <w:sz w:val="22"/>
+        </w:rPr>
+      </w:pPr>
+      <w:r>
+        <w:rPr>
+          <w:rFonts w:ascii="Aptos Display" w:eastAsia="Palatino Linotype" w:hAnsi="Aptos Display" w:cs="Palatino Linotype"/>
+          <w:sz w:val="22"/>
+        </w:rPr>
+        <w:t>Senior cloud, platform, and enterprise integration architect with more than 15 years of experience designing, building, modernizing, and supporting distributed systems, SaaS platforms, data platforms, and mission-critical enterprise applications.</w:t>
+      </w:r>
+    </w:p>
+    <w:p>
+      <w:pPr>
+        <w:pStyle w:val="BodySmall"/>
+        <w:pBdr>
+          <w:bottom w:val="single" w:sz="6" w:space="1" w:color="auto"/>
+        </w:pBdr>
+        <w:spacing w:after="160"/>
+        <w:rPr>
+          <w:rFonts w:ascii="Aptos Display" w:eastAsia="Palatino Linotype" w:hAnsi="Aptos Display" w:cs="Palatino Linotype"/>
+          <w:sz w:val="22"/>
+        </w:rPr>
+      </w:pPr>
+      <w:r>
+        <w:rPr>
+          <w:rFonts w:ascii="Aptos Display" w:eastAsia="Palatino Linotype" w:hAnsi="Aptos Display" w:cs="Palatino Linotype"/>
+          <w:sz w:val="22"/>
+        </w:rPr>
+        <w:t>Experienced across Azure, AWS, and GCP, with hands-on expertise in cloud-hosted systems, Azure SQL, Docker, Kubernetes, CI/CD, RESTful APIs, messaging platforms, SQL-backed architectures, reusable integration layers, and high-performance data pipelines.</w:t>
+      </w:r>
+    </w:p>
+    <w:p>
+      <w:pPr>
+        <w:pStyle w:val="BodySmall"/>
+        <w:pBdr>
+          <w:bottom w:val="single" w:sz="6" w:space="1" w:color="auto"/>
+        </w:pBdr>
+        <w:spacing w:after="0"/>
+        <w:rPr>
+          <w:rFonts w:ascii="Aptos Display" w:eastAsia="Palatino Linotype" w:hAnsi="Aptos Display" w:cs="Palatino Linotype"/>
+          <w:sz w:val="22"/>
+        </w:rPr>
+      </w:pPr>
+      <w:r>
+        <w:rPr>
+          <w:rFonts w:ascii="Aptos Display" w:eastAsia="Palatino Linotype" w:hAnsi="Aptos Display" w:cs="Palatino Linotype"/>
+          <w:sz w:val="22"/>
+        </w:rPr>
+        <w:t>Known for strong architectural judgment, rapid problem diagnosis, production stability, and the ability to connect application, data, integration, infrastructure, and operational concerns into practical, maintainable cloud solutions.</w:t>
+      </w:r>
+    </w:p>
+    <w:p>
+      <w:pPr>
+        <w:pStyle w:val="BodySmall"/>
+        <w:pBdr>
+          <w:bottom w:val="single" w:sz="6" w:space="1" w:color="auto"/>
+        </w:pBdr>
+        <w:spacing w:after="160"/>
+        <w:rPr>
+          <w:rFonts w:ascii="Aptos Display" w:eastAsia="Palatino Linotype" w:hAnsi="Aptos Display" w:cs="Palatino Linotype"/>
           <w:sz w:val="24"/>
           <w:szCs w:val="24"/>
         </w:rPr>
@@ -249,324 +273,252 @@
         <w:t>Core Competencies</w:t>
       </w:r>
     </w:p>
-    <w:tbl>
-      <w:tblPr>
-        <w:tblW w:w="0" w:type="auto"/>
-        <w:tblBorders>
-          <w:top w:val="nil"/>
-          <w:left w:val="nil"/>
-          <w:bottom w:val="nil"/>
-          <w:right w:val="nil"/>
-          <w:insideH w:val="nil"/>
-          <w:insideV w:val="nil"/>
-        </w:tblBorders>
-        <w:tblLook w:val="04A0" w:firstRow="1" w:lastRow="0" w:firstColumn="1" w:lastColumn="0" w:noHBand="0" w:noVBand="1"/>
-      </w:tblPr>
-      <w:tblGrid>
-        <w:gridCol w:w="5184"/>
-        <w:gridCol w:w="5184"/>
-      </w:tblGrid>
-      <w:tr>
-        <w:tc>
-          <w:tcPr>
-            <w:tcW w:w="5184" w:type="dxa"/>
-          </w:tcPr>
-          <w:p>
-            <w:pPr>
-              <w:pStyle w:val="BulletedList"/>
-              <w:tabs>
-                <w:tab w:val="clear" w:pos="720"/>
-              </w:tabs>
-              <w:spacing w:before="0"/>
-              <w:ind w:left="550" w:right="125" w:hanging="262"/>
-              <w:rPr>
-                <w:spacing w:val="-10"/>
-                <w:sz w:val="22"/>
-                <w:szCs w:val="22"/>
-              </w:rPr>
-            </w:pPr>
-            <w:r>
-              <w:rPr>
-                <w:spacing w:val="-10"/>
-                <w:sz w:val="22"/>
-                <w:szCs w:val="22"/>
-              </w:rPr>
-              <w:t>Cloud architecture and platform modernization</w:t>
-            </w:r>
-          </w:p>
-        </w:tc>
-        <w:tc>
-          <w:tcPr>
-            <w:tcW w:w="5184" w:type="dxa"/>
-          </w:tcPr>
-          <w:p>
-            <w:pPr>
-              <w:pStyle w:val="BulletedList"/>
-              <w:tabs>
-                <w:tab w:val="clear" w:pos="720"/>
-              </w:tabs>
-              <w:spacing w:before="0"/>
-              <w:ind w:left="640" w:right="125" w:hanging="280"/>
-              <w:rPr>
-                <w:spacing w:val="-10"/>
-                <w:sz w:val="22"/>
-                <w:szCs w:val="22"/>
-              </w:rPr>
-            </w:pPr>
-            <w:r>
-              <w:rPr>
-                <w:spacing w:val="-10"/>
-                <w:sz w:val="22"/>
-                <w:szCs w:val="22"/>
-              </w:rPr>
-              <w:t>Azure, AWS, and GCP cloud environments</w:t>
-            </w:r>
-          </w:p>
-        </w:tc>
-      </w:tr>
-      <w:tr>
-        <w:tc>
-          <w:tcPr>
-            <w:tcW w:w="5184" w:type="dxa"/>
-          </w:tcPr>
-          <w:p>
-            <w:pPr>
-              <w:pStyle w:val="BulletedList"/>
-              <w:tabs>
-                <w:tab w:val="clear" w:pos="720"/>
-              </w:tabs>
-              <w:spacing w:before="0"/>
-              <w:ind w:left="550" w:right="125" w:hanging="262"/>
-              <w:rPr>
-                <w:spacing w:val="-10"/>
-                <w:sz w:val="22"/>
-                <w:szCs w:val="22"/>
-              </w:rPr>
-            </w:pPr>
-            <w:r>
-              <w:rPr>
-                <w:spacing w:val="-10"/>
-                <w:sz w:val="22"/>
-                <w:szCs w:val="22"/>
-              </w:rPr>
-              <w:t>SaaS architecture and multi-tenant platform design</w:t>
-            </w:r>
-          </w:p>
-        </w:tc>
-        <w:tc>
-          <w:tcPr>
-            <w:tcW w:w="5184" w:type="dxa"/>
-          </w:tcPr>
-          <w:p>
-            <w:pPr>
-              <w:pStyle w:val="BulletedList"/>
-              <w:tabs>
-                <w:tab w:val="clear" w:pos="720"/>
-              </w:tabs>
-              <w:spacing w:before="0"/>
-              <w:ind w:left="640" w:right="125" w:hanging="280"/>
-              <w:rPr>
-                <w:spacing w:val="-10"/>
-                <w:sz w:val="22"/>
-                <w:szCs w:val="22"/>
-              </w:rPr>
-            </w:pPr>
-            <w:r>
-              <w:rPr>
-                <w:spacing w:val="-10"/>
-                <w:sz w:val="22"/>
-                <w:szCs w:val="22"/>
-              </w:rPr>
-              <w:t>Docker, Kubernetes, and CI/CD delivery patterns</w:t>
-            </w:r>
-          </w:p>
-        </w:tc>
-      </w:tr>
-      <w:tr>
-        <w:tc>
-          <w:tcPr>
-            <w:tcW w:w="5184" w:type="dxa"/>
-          </w:tcPr>
-          <w:p>
-            <w:pPr>
-              <w:pStyle w:val="BulletedList"/>
-              <w:tabs>
-                <w:tab w:val="clear" w:pos="720"/>
-              </w:tabs>
-              <w:spacing w:before="0"/>
-              <w:ind w:left="550" w:right="125" w:hanging="262"/>
-              <w:rPr>
-                <w:spacing w:val="-10"/>
-                <w:sz w:val="22"/>
-                <w:szCs w:val="22"/>
-              </w:rPr>
-            </w:pPr>
-            <w:r>
-              <w:rPr>
-                <w:spacing w:val="-10"/>
-                <w:sz w:val="22"/>
-                <w:szCs w:val="22"/>
-              </w:rPr>
-              <w:t>RESTful APIs, microservices, and distributed systems</w:t>
-            </w:r>
-          </w:p>
-        </w:tc>
-        <w:tc>
-          <w:tcPr>
-            <w:tcW w:w="5184" w:type="dxa"/>
-          </w:tcPr>
-          <w:p>
-            <w:pPr>
-              <w:pStyle w:val="BulletedList"/>
-              <w:tabs>
-                <w:tab w:val="clear" w:pos="720"/>
-              </w:tabs>
-              <w:spacing w:before="0"/>
-              <w:ind w:left="640" w:right="125" w:hanging="280"/>
-              <w:rPr>
-                <w:spacing w:val="-10"/>
-                <w:sz w:val="22"/>
-                <w:szCs w:val="22"/>
-              </w:rPr>
-            </w:pPr>
-            <w:r>
-              <w:rPr>
-                <w:spacing w:val="-10"/>
-                <w:sz w:val="22"/>
-                <w:szCs w:val="22"/>
-              </w:rPr>
-              <w:t>Performance tuning, incident diagnosis, and production support</w:t>
-            </w:r>
-          </w:p>
-        </w:tc>
-      </w:tr>
-      <w:tr>
-        <w:tc>
-          <w:tcPr>
-            <w:tcW w:w="5184" w:type="dxa"/>
-          </w:tcPr>
-          <w:p>
-            <w:pPr>
-              <w:pStyle w:val="BulletedList"/>
-              <w:tabs>
-                <w:tab w:val="clear" w:pos="720"/>
-              </w:tabs>
-              <w:spacing w:before="0"/>
-              <w:ind w:left="550" w:right="125" w:hanging="262"/>
-              <w:rPr>
-                <w:spacing w:val="-10"/>
-                <w:sz w:val="22"/>
-                <w:szCs w:val="22"/>
-              </w:rPr>
-            </w:pPr>
-            <w:r>
-              <w:rPr>
-                <w:spacing w:val="-10"/>
-                <w:sz w:val="22"/>
-                <w:szCs w:val="22"/>
-              </w:rPr>
-              <w:t>SQL Server, Azure SQL, PostgreSQL, and data platform reliability</w:t>
-            </w:r>
-          </w:p>
-        </w:tc>
-        <w:tc>
-          <w:tcPr>
-            <w:tcW w:w="5184" w:type="dxa"/>
-          </w:tcPr>
-          <w:p>
-            <w:pPr>
-              <w:pStyle w:val="BulletedList"/>
-              <w:tabs>
-                <w:tab w:val="clear" w:pos="720"/>
-              </w:tabs>
-              <w:spacing w:before="0"/>
-              <w:ind w:left="640" w:right="125" w:hanging="280"/>
-              <w:rPr>
-                <w:spacing w:val="-10"/>
-                <w:sz w:val="22"/>
-                <w:szCs w:val="22"/>
-              </w:rPr>
-            </w:pPr>
-            <w:r>
-              <w:rPr>
-                <w:spacing w:val="-10"/>
-                <w:sz w:val="22"/>
-                <w:szCs w:val="22"/>
-              </w:rPr>
-              <w:t>Architecture guidance, stakeholder alignment, and technical leadership</w:t>
-            </w:r>
-          </w:p>
-        </w:tc>
-      </w:tr>
-      <w:tr>
-        <w:tc>
-          <w:tcPr>
-            <w:tcW w:w="5184" w:type="dxa"/>
-          </w:tcPr>
-          <w:p>
-            <w:pPr>
-              <w:pStyle w:val="BulletedList"/>
-              <w:tabs>
-                <w:tab w:val="clear" w:pos="720"/>
-              </w:tabs>
-              <w:spacing w:before="0"/>
-              <w:ind w:left="550" w:right="125" w:hanging="262"/>
-              <w:rPr>
-                <w:spacing w:val="-10"/>
-                <w:sz w:val="22"/>
-                <w:szCs w:val="22"/>
-              </w:rPr>
-            </w:pPr>
-            <w:r>
-              <w:rPr>
-                <w:spacing w:val="-10"/>
-                <w:sz w:val="22"/>
-                <w:szCs w:val="22"/>
-              </w:rPr>
-              <w:t>Legacy modernization and cloud migration support</w:t>
-            </w:r>
-          </w:p>
-        </w:tc>
-        <w:tc>
-          <w:tcPr>
-            <w:tcW w:w="5184" w:type="dxa"/>
-          </w:tcPr>
-          <w:p>
-            <w:pPr>
-              <w:pStyle w:val="BulletedList"/>
-              <w:numPr>
-                <w:ilvl w:val="0"/>
-                <w:numId w:val="0"/>
-              </w:numPr>
-              <w:spacing w:before="0"/>
-              <w:ind w:right="125"/>
-              <w:rPr>
-                <w:spacing w:val="-10"/>
-                <w:sz w:val="22"/>
-                <w:szCs w:val="22"/>
-              </w:rPr>
-            </w:pPr>
-          </w:p>
-        </w:tc>
-      </w:tr>
-    </w:tbl>
+    <w:p>
+      <w:pPr>
+        <w:pStyle w:val="BulletedList"/>
+        <w:tabs>
+          <w:tab w:val="clear" w:pos="720"/>
+        </w:tabs>
+        <w:spacing w:after="160"/>
+        <w:ind w:left="274" w:hanging="274"/>
+        <w:rPr>
+          <w:w w:val="100"/>
+        </w:rPr>
+        <w:sectPr>
+          <w:footerReference w:type="default" r:id="rId10"/>
+          <w:type w:val="continuous"/>
+          <w:pgSz w:w="12240" w:h="15840"/>
+          <w:pgMar w:top="980" w:right="720" w:bottom="700" w:left="720" w:header="0" w:footer="507" w:gutter="0"/>
+          <w:cols w:space="720"/>
+        </w:sectPr>
+      </w:pPr>
+    </w:p>
+    <w:p>
+      <w:pPr>
+        <w:pStyle w:val="BulletedList"/>
+        <w:tabs>
+          <w:tab w:val="clear" w:pos="720"/>
+        </w:tabs>
+        <w:spacing w:after="80"/>
+        <w:ind w:left="274" w:hanging="274"/>
+        <w:rPr>
+          <w:w w:val="100"/>
+        </w:rPr>
+      </w:pPr>
+      <w:r>
+        <w:rPr>
+          <w:w w:val="100"/>
+        </w:rPr>
+        <w:t>Architecture guidance, stakeholder alignment, and technical leadership</w:t>
+      </w:r>
+    </w:p>
+    <w:p>
+      <w:pPr>
+        <w:pStyle w:val="BulletedList"/>
+        <w:tabs>
+          <w:tab w:val="clear" w:pos="720"/>
+        </w:tabs>
+        <w:spacing w:after="80"/>
+        <w:ind w:left="274" w:hanging="274"/>
+        <w:rPr>
+          <w:w w:val="100"/>
+        </w:rPr>
+      </w:pPr>
+      <w:r>
+        <w:rPr>
+          <w:w w:val="100"/>
+        </w:rPr>
+        <w:t>Azure, AWS, and GCP cloud environments</w:t>
+      </w:r>
+    </w:p>
+    <w:p>
+      <w:pPr>
+        <w:pStyle w:val="BulletedList"/>
+        <w:tabs>
+          <w:tab w:val="clear" w:pos="720"/>
+        </w:tabs>
+        <w:spacing w:after="80"/>
+        <w:ind w:left="274" w:hanging="274"/>
+        <w:rPr>
+          <w:w w:val="100"/>
+        </w:rPr>
+      </w:pPr>
+      <w:r>
+        <w:rPr>
+          <w:w w:val="100"/>
+        </w:rPr>
+        <w:t>Cloud architecture and platform modernization</w:t>
+      </w:r>
+    </w:p>
+    <w:p>
+      <w:pPr>
+        <w:pStyle w:val="BulletedList"/>
+        <w:tabs>
+          <w:tab w:val="clear" w:pos="720"/>
+        </w:tabs>
+        <w:spacing w:after="80"/>
+        <w:ind w:left="274" w:hanging="274"/>
+        <w:rPr>
+          <w:w w:val="100"/>
+        </w:rPr>
+      </w:pPr>
+      <w:r>
+        <w:rPr>
+          <w:w w:val="100"/>
+        </w:rPr>
+        <w:t>Docker, Kubernetes, and CI/CD delivery patterns</w:t>
+      </w:r>
+    </w:p>
+    <w:p>
+      <w:pPr>
+        <w:pStyle w:val="BulletedList"/>
+        <w:tabs>
+          <w:tab w:val="clear" w:pos="720"/>
+        </w:tabs>
+        <w:spacing w:after="80"/>
+        <w:ind w:left="274" w:hanging="274"/>
+        <w:rPr>
+          <w:w w:val="100"/>
+        </w:rPr>
+      </w:pPr>
+      <w:r>
+        <w:rPr>
+          <w:w w:val="100"/>
+        </w:rPr>
+        <w:t>Legacy modernization and cloud migration support</w:t>
+      </w:r>
+      <w:r>
+        <w:rPr>
+          <w:w w:val="100"/>
+        </w:rPr>
+        <w:br w:type="column"/>
+      </w:r>
+      <w:r>
+        <w:rPr>
+          <w:w w:val="100"/>
+        </w:rPr>
+        <w:t>Performance tuning, incident diagnosis, and production support</w:t>
+      </w:r>
+    </w:p>
+    <w:p>
+      <w:pPr>
+        <w:pStyle w:val="BulletedList"/>
+        <w:tabs>
+          <w:tab w:val="clear" w:pos="720"/>
+        </w:tabs>
+        <w:spacing w:after="80"/>
+        <w:ind w:left="274" w:hanging="274"/>
+        <w:rPr>
+          <w:w w:val="100"/>
+        </w:rPr>
+      </w:pPr>
+      <w:r>
+        <w:rPr>
+          <w:w w:val="100"/>
+        </w:rPr>
+        <w:t>RESTful APIs, microservices, and distributed systems</w:t>
+      </w:r>
+    </w:p>
+    <w:p>
+      <w:pPr>
+        <w:pStyle w:val="BulletedList"/>
+        <w:tabs>
+          <w:tab w:val="clear" w:pos="720"/>
+        </w:tabs>
+        <w:spacing w:after="80"/>
+        <w:ind w:left="274" w:hanging="274"/>
+        <w:rPr>
+          <w:w w:val="100"/>
+        </w:rPr>
+      </w:pPr>
+      <w:r>
+        <w:rPr>
+          <w:w w:val="100"/>
+        </w:rPr>
+        <w:t>SaaS architecture and multi-tenant platform design</w:t>
+      </w:r>
+    </w:p>
+    <w:p>
+      <w:pPr>
+        <w:pStyle w:val="BulletedList"/>
+        <w:tabs>
+          <w:tab w:val="clear" w:pos="720"/>
+        </w:tabs>
+        <w:spacing w:after="80"/>
+        <w:ind w:left="274" w:hanging="274"/>
+        <w:rPr>
+          <w:w w:val="100"/>
+        </w:rPr>
+      </w:pPr>
+      <w:r>
+        <w:rPr>
+          <w:w w:val="100"/>
+        </w:rPr>
+        <w:t>SQL Server, Azure SQL, PostgreSQL, and data platform reliability</w:t>
+      </w:r>
+    </w:p>
+    <w:p>
+      <w:pPr>
+        <w:pStyle w:val="BulletedList"/>
+        <w:numPr>
+          <w:ilvl w:val="0"/>
+          <w:numId w:val="0"/>
+        </w:numPr>
+        <w:spacing w:after="80"/>
+        <w:ind w:left="720" w:hanging="360"/>
+        <w:rPr>
+          <w:w w:val="100"/>
+        </w:rPr>
+      </w:pPr>
+    </w:p>
+    <w:p>
+      <w:pPr>
+        <w:pStyle w:val="BulletedList"/>
+        <w:numPr>
+          <w:ilvl w:val="0"/>
+          <w:numId w:val="0"/>
+        </w:numPr>
+        <w:spacing w:after="80"/>
+        <w:ind w:left="720" w:hanging="360"/>
+        <w:rPr>
+          <w:w w:val="100"/>
+        </w:rPr>
+        <w:sectPr>
+          <w:type w:val="continuous"/>
+          <w:pgSz w:w="12240" w:h="15840"/>
+          <w:pgMar w:top="979" w:right="630" w:bottom="706" w:left="522" w:header="0" w:footer="504" w:gutter="288"/>
+          <w:cols w:num="2" w:space="180"/>
+        </w:sectPr>
+      </w:pPr>
+    </w:p>
     <w:p>
       <w:pPr>
         <w:pStyle w:val="Heading1"/>
         <w:pBdr>
           <w:bottom w:val="single" w:sz="6" w:space="1" w:color="auto"/>
+          <w:between w:val="single" w:sz="6" w:space="1" w:color="auto"/>
         </w:pBdr>
-        <w:ind w:left="0"/>
+        <w:spacing w:after="0"/>
       </w:pPr>
     </w:p>
     <w:p>
       <w:pPr>
         <w:pStyle w:val="Heading1"/>
-        <w:ind w:left="0"/>
       </w:pPr>
       <w:r>
         <w:t>Experience</w:t>
       </w:r>
+    </w:p>
+    <w:p>
+      <w:pPr>
+        <w:pStyle w:val="Heading1"/>
+        <w:sectPr>
+          <w:type w:val="continuous"/>
+          <w:pgSz w:w="12240" w:h="15840"/>
+          <w:pgMar w:top="980" w:right="720" w:bottom="700" w:left="720" w:header="0" w:footer="507" w:gutter="0"/>
+          <w:cols w:space="720"/>
+        </w:sectPr>
+      </w:pPr>
     </w:p>
     <w:p>
       <w:pPr>
@@ -586,7 +538,6 @@
     <w:p>
       <w:pPr>
         <w:pStyle w:val="Subtitle"/>
-        <w:spacing w:after="0"/>
       </w:pPr>
       <w:r>
         <w:t>04/2024 – current</w:t>
@@ -599,7 +550,7 @@
           <w:ilvl w:val="0"/>
           <w:numId w:val="38"/>
         </w:numPr>
-        <w:spacing w:after="0"/>
+        <w:spacing w:before="0" w:after="0"/>
         <w:rPr>
           <w:rFonts w:ascii="Aptos Display" w:eastAsia="Times New Roman" w:hAnsi="Aptos Display"/>
           <w:b w:val="0"/>
@@ -618,17 +569,22 @@
           <w:sz w:val="24"/>
           <w:szCs w:val="24"/>
         </w:rPr>
-        <w:t>Designed and implemented .NET applications, APIs, integration components, automation workflows, and relational data solutions using cloud-ready architectural patterns.</w:t>
-      </w:r>
-    </w:p>
-    <w:p>
-      <w:pPr>
-        <w:pStyle w:val="Heading2"/>
-        <w:numPr>
-          <w:ilvl w:val="0"/>
-          <w:numId w:val="38"/>
-        </w:numPr>
-        <w:spacing w:after="0"/>
+        <w:t>Architected and developed ReviewNudge™ (</w:t>
+      </w:r>
+      <w:hyperlink r:id="rId11" w:history="1">
+        <w:r>
+          <w:rPr>
+            <w:rFonts w:ascii="Aptos Display" w:eastAsia="Times New Roman" w:hAnsi="Aptos Display"/>
+            <w:b w:val="0"/>
+            <w:spacing w:val="0"/>
+            <w:w w:val="100"/>
+            <w:sz w:val="24"/>
+            <w:szCs w:val="24"/>
+          </w:rPr>
+          <w:t>reviewnudge.dourl.net</w:t>
+        </w:r>
+      </w:hyperlink>
+      <w:r>
         <w:rPr>
           <w:rFonts w:ascii="Aptos Display" w:eastAsia="Times New Roman" w:hAnsi="Aptos Display"/>
           <w:b w:val="0"/>
@@ -637,8 +593,17 @@
           <w:sz w:val="24"/>
           <w:szCs w:val="24"/>
         </w:rPr>
-      </w:pPr>
-      <w:r>
+        <w:t>), a multi-tenant micro-SaaS platform that automates customer review requests, follow-ups, workspace administration, and review-status tracking for service businesses.</w:t>
+      </w:r>
+    </w:p>
+    <w:p>
+      <w:pPr>
+        <w:pStyle w:val="Heading2"/>
+        <w:numPr>
+          <w:ilvl w:val="0"/>
+          <w:numId w:val="38"/>
+        </w:numPr>
+        <w:spacing w:before="0" w:after="0"/>
         <w:rPr>
           <w:rFonts w:ascii="Aptos Display" w:eastAsia="Times New Roman" w:hAnsi="Aptos Display"/>
           <w:b w:val="0"/>
@@ -647,17 +612,8 @@
           <w:sz w:val="24"/>
           <w:szCs w:val="24"/>
         </w:rPr>
-        <w:t>Built repeatable development and runtime environments using Docker, cloud platforms, and documented deployment practices.</w:t>
-      </w:r>
-    </w:p>
-    <w:p>
-      <w:pPr>
-        <w:pStyle w:val="Heading2"/>
-        <w:numPr>
-          <w:ilvl w:val="0"/>
-          <w:numId w:val="38"/>
-        </w:numPr>
-        <w:spacing w:after="0"/>
+      </w:pPr>
+      <w:r>
         <w:rPr>
           <w:rFonts w:ascii="Aptos Display" w:eastAsia="Times New Roman" w:hAnsi="Aptos Display"/>
           <w:b w:val="0"/>
@@ -666,7 +622,21 @@
           <w:sz w:val="24"/>
           <w:szCs w:val="24"/>
         </w:rPr>
-      </w:pPr>
+        <w:t>Designed and developed Portmason™ (</w:t>
+      </w:r>
+      <w:hyperlink r:id="rId12" w:anchor="lab" w:history="1">
+        <w:r>
+          <w:rPr>
+            <w:rFonts w:ascii="Aptos Display" w:eastAsia="Times New Roman" w:hAnsi="Aptos Display"/>
+            <w:b w:val="0"/>
+            <w:spacing w:val="0"/>
+            <w:w w:val="100"/>
+            <w:sz w:val="24"/>
+            <w:szCs w:val="24"/>
+          </w:rPr>
+          <w:t>www.etal.solutions</w:t>
+        </w:r>
+      </w:hyperlink>
       <w:r>
         <w:rPr>
           <w:rFonts w:ascii="Aptos Display" w:eastAsia="Times New Roman" w:hAnsi="Aptos Display"/>
@@ -676,7 +646,7 @@
           <w:sz w:val="24"/>
           <w:szCs w:val="24"/>
         </w:rPr>
-        <w:t xml:space="preserve">Developed reporting and data-processing workflows and applied A.I.-assisted automation to u manual overhead. </w:t>
+        <w:t>), a portable automation platform that standardizes application provisioning, deployment, configuration, and operations across local and cloud environments</w:t>
       </w:r>
     </w:p>
     <w:p>
@@ -686,7 +656,7 @@
           <w:ilvl w:val="0"/>
           <w:numId w:val="38"/>
         </w:numPr>
-        <w:spacing w:after="0"/>
+        <w:spacing w:before="0" w:after="0"/>
         <w:rPr>
           <w:rFonts w:ascii="Aptos Display" w:eastAsia="Times New Roman" w:hAnsi="Aptos Display"/>
           <w:b w:val="0"/>
@@ -695,6 +665,12 @@
           <w:sz w:val="24"/>
           <w:szCs w:val="24"/>
         </w:rPr>
+        <w:sectPr>
+          <w:type w:val="continuous"/>
+          <w:pgSz w:w="12240" w:h="15840"/>
+          <w:pgMar w:top="980" w:right="720" w:bottom="700" w:left="720" w:header="0" w:footer="507" w:gutter="0"/>
+          <w:cols w:space="720"/>
+        </w:sectPr>
       </w:pPr>
       <w:r>
         <w:rPr>
@@ -705,7 +681,66 @@
           <w:sz w:val="24"/>
           <w:szCs w:val="24"/>
         </w:rPr>
-        <w:t>Designed, built, and maintain the public Et al Solutions technology platform (https://etal.solutions), demonstrating modern web architecture, API integration, automated deployment, and technical content delivery.</w:t>
+        <w:t>Designed and implemented .NET applications, APIs, integration components, automation workflows, relational data solutions, reporting processes, and A.I.-assisted automation using cloud-ready architectural patterns and repeatable Docker-based environments.</w:t>
+      </w:r>
+    </w:p>
+    <w:p>
+      <w:pPr>
+        <w:pStyle w:val="Heading2"/>
+        <w:numPr>
+          <w:ilvl w:val="0"/>
+          <w:numId w:val="38"/>
+        </w:numPr>
+        <w:spacing w:before="0"/>
+        <w:rPr>
+          <w:rFonts w:ascii="Aptos Display" w:eastAsia="Times New Roman" w:hAnsi="Aptos Display"/>
+          <w:b w:val="0"/>
+          <w:spacing w:val="0"/>
+          <w:w w:val="100"/>
+          <w:sz w:val="24"/>
+          <w:szCs w:val="24"/>
+        </w:rPr>
+        <w:sectPr>
+          <w:type w:val="continuous"/>
+          <w:pgSz w:w="12240" w:h="15840"/>
+          <w:pgMar w:top="980" w:right="720" w:bottom="700" w:left="720" w:header="0" w:footer="507" w:gutter="0"/>
+          <w:cols w:space="720"/>
+        </w:sectPr>
+      </w:pPr>
+      <w:r>
+        <w:rPr>
+          <w:rFonts w:ascii="Aptos Display" w:eastAsia="Times New Roman" w:hAnsi="Aptos Display"/>
+          <w:b w:val="0"/>
+          <w:spacing w:val="0"/>
+          <w:w w:val="100"/>
+          <w:sz w:val="24"/>
+          <w:szCs w:val="24"/>
+        </w:rPr>
+        <w:t>Designed, built, and maintain the public Et al Solutions technology platform (</w:t>
+      </w:r>
+      <w:hyperlink r:id="rId13" w:history="1">
+        <w:r>
+          <w:rPr>
+            <w:rFonts w:ascii="Aptos Display" w:eastAsia="Times New Roman" w:hAnsi="Aptos Display"/>
+            <w:b w:val="0"/>
+            <w:spacing w:val="0"/>
+            <w:w w:val="100"/>
+            <w:sz w:val="24"/>
+            <w:szCs w:val="24"/>
+          </w:rPr>
+          <w:t>https://etal.solutions</w:t>
+        </w:r>
+      </w:hyperlink>
+      <w:r>
+        <w:rPr>
+          <w:rFonts w:ascii="Aptos Display" w:eastAsia="Times New Roman" w:hAnsi="Aptos Display"/>
+          <w:b w:val="0"/>
+          <w:spacing w:val="0"/>
+          <w:w w:val="100"/>
+          <w:sz w:val="24"/>
+          <w:szCs w:val="24"/>
+        </w:rPr>
+        <w:t>), demonstrating modern web architecture, API integration, automated deployment, and technical content deliver</w:t>
       </w:r>
     </w:p>
     <w:p>
@@ -718,11 +753,15 @@
         </w:rPr>
       </w:pPr>
       <w:r>
+        <w:lastRenderedPageBreak/>
         <w:t>Project Consulting Services, Inc. (via TEKsystems) — Senior Consultant</w:t>
       </w:r>
     </w:p>
     <w:p>
       <w:pPr>
+        <w:keepNext/>
+        <w:keepLines/>
+        <w:widowControl/>
         <w:spacing w:after="0"/>
         <w:ind w:left="0"/>
         <w:rPr>
@@ -755,58 +794,124 @@
     </w:p>
     <w:p>
       <w:pPr>
-        <w:pStyle w:val="BulletedList"/>
-      </w:pPr>
-      <w:r>
-        <w:t>Built and supported middleware systems integrating multiple enterprise platforms using SQL-based data pipelines, messaging patterns, and service-oriented designs.</w:t>
-      </w:r>
-    </w:p>
-    <w:p>
-      <w:pPr>
-        <w:pStyle w:val="BulletedList"/>
-      </w:pPr>
-      <w:r>
-        <w:t>Reduced data processing latency from 24+ hours to near real-time through event-driven and optimized data flow designs.</w:t>
-      </w:r>
-    </w:p>
-    <w:p>
-      <w:pPr>
-        <w:pStyle w:val="BulletedList"/>
-      </w:pPr>
-      <w:r>
-        <w:t>Designed and implemented RESTful integration layers and backend services supporting distributed enterprise systems.</w:t>
-      </w:r>
-    </w:p>
-    <w:p>
-      <w:pPr>
-        <w:pStyle w:val="BulletedList"/>
-      </w:pPr>
-      <w:r>
-        <w:t>Worked with cloud-hosted environments, including Azure SQL and related services, to maintain system reliability and performance.</w:t>
-      </w:r>
-    </w:p>
-    <w:p>
-      <w:pPr>
-        <w:pStyle w:val="BulletedList"/>
-      </w:pPr>
-      <w:r>
-        <w:t>Established SQL performance standards and tuning practices across large-scale relational systems, including SQL Server and Azure SQL.</w:t>
-      </w:r>
-    </w:p>
-    <w:p>
-      <w:pPr>
-        <w:pStyle w:val="BulletedList"/>
-        <w:rPr>
-          <w:b/>
-        </w:rPr>
-      </w:pPr>
-      <w:r>
-        <w:t>Partnered with engineering and infrastructure teams to troubleshoot production systems and improve scalability, reliability, and performance.</w:t>
-      </w:r>
-    </w:p>
-    <w:p>
-      <w:pPr>
         <w:pStyle w:val="Heading2"/>
+        <w:numPr>
+          <w:ilvl w:val="0"/>
+          <w:numId w:val="38"/>
+        </w:numPr>
+        <w:spacing w:before="0" w:after="0"/>
+        <w:rPr>
+          <w:rFonts w:ascii="Aptos Display" w:eastAsia="Times New Roman" w:hAnsi="Aptos Display"/>
+          <w:b w:val="0"/>
+          <w:spacing w:val="0"/>
+          <w:w w:val="100"/>
+          <w:sz w:val="24"/>
+          <w:szCs w:val="24"/>
+        </w:rPr>
+      </w:pPr>
+      <w:r>
+        <w:rPr>
+          <w:rFonts w:ascii="Aptos Display" w:eastAsia="Times New Roman" w:hAnsi="Aptos Display"/>
+          <w:b w:val="0"/>
+          <w:spacing w:val="0"/>
+          <w:w w:val="100"/>
+          <w:sz w:val="24"/>
+          <w:szCs w:val="24"/>
+        </w:rPr>
+        <w:t>Built and supported middleware and backend integration systems connecting multiple enterprise platforms using SQL-based data pipelines, messaging patterns, RESTful services, and service-oriented designs.</w:t>
+      </w:r>
+    </w:p>
+    <w:p>
+      <w:pPr>
+        <w:pStyle w:val="Heading2"/>
+        <w:numPr>
+          <w:ilvl w:val="0"/>
+          <w:numId w:val="38"/>
+        </w:numPr>
+        <w:spacing w:before="0" w:after="0"/>
+        <w:rPr>
+          <w:rFonts w:ascii="Aptos Display" w:eastAsia="Times New Roman" w:hAnsi="Aptos Display"/>
+          <w:b w:val="0"/>
+          <w:spacing w:val="0"/>
+          <w:w w:val="100"/>
+          <w:sz w:val="24"/>
+          <w:szCs w:val="24"/>
+        </w:rPr>
+      </w:pPr>
+      <w:r>
+        <w:rPr>
+          <w:rFonts w:ascii="Aptos Display" w:eastAsia="Times New Roman" w:hAnsi="Aptos Display"/>
+          <w:b w:val="0"/>
+          <w:spacing w:val="0"/>
+          <w:w w:val="100"/>
+          <w:sz w:val="24"/>
+          <w:szCs w:val="24"/>
+        </w:rPr>
+        <w:t>Reduced data-processing latency from 24+ hours to near real-time through event-driven architecture and optimized data-flow designs.</w:t>
+      </w:r>
+    </w:p>
+    <w:p>
+      <w:pPr>
+        <w:pStyle w:val="Heading2"/>
+        <w:numPr>
+          <w:ilvl w:val="0"/>
+          <w:numId w:val="38"/>
+        </w:numPr>
+        <w:spacing w:before="0" w:after="0"/>
+        <w:rPr>
+          <w:rFonts w:ascii="Aptos Display" w:eastAsia="Times New Roman" w:hAnsi="Aptos Display"/>
+          <w:b w:val="0"/>
+          <w:spacing w:val="0"/>
+          <w:w w:val="100"/>
+          <w:sz w:val="24"/>
+          <w:szCs w:val="24"/>
+        </w:rPr>
+      </w:pPr>
+      <w:r>
+        <w:rPr>
+          <w:rFonts w:ascii="Aptos Display" w:eastAsia="Times New Roman" w:hAnsi="Aptos Display"/>
+          <w:b w:val="0"/>
+          <w:spacing w:val="0"/>
+          <w:w w:val="100"/>
+          <w:sz w:val="24"/>
+          <w:szCs w:val="24"/>
+        </w:rPr>
+        <w:t>Established SQL performance standards and tuning practices across large-scale SQL Server and Azure SQL environments, improving reliability, scalability, and performance.</w:t>
+      </w:r>
+    </w:p>
+    <w:p>
+      <w:pPr>
+        <w:pStyle w:val="Heading2"/>
+        <w:numPr>
+          <w:ilvl w:val="0"/>
+          <w:numId w:val="38"/>
+        </w:numPr>
+        <w:spacing w:before="0"/>
+        <w:rPr>
+          <w:rFonts w:ascii="Aptos Display" w:eastAsia="Times New Roman" w:hAnsi="Aptos Display"/>
+          <w:b w:val="0"/>
+          <w:spacing w:val="0"/>
+          <w:w w:val="100"/>
+          <w:sz w:val="24"/>
+          <w:szCs w:val="24"/>
+        </w:rPr>
+      </w:pPr>
+      <w:r>
+        <w:rPr>
+          <w:rFonts w:ascii="Aptos Display" w:eastAsia="Times New Roman" w:hAnsi="Aptos Display"/>
+          <w:b w:val="0"/>
+          <w:spacing w:val="0"/>
+          <w:w w:val="100"/>
+          <w:sz w:val="24"/>
+          <w:szCs w:val="24"/>
+        </w:rPr>
+        <w:t>Partnered with engineering and infrastructure teams to troubleshoot production systems, support cloud-hosted environments, and improve overall system resilience and operational performance.</w:t>
+      </w:r>
+    </w:p>
+    <w:p>
+      <w:pPr>
+        <w:pStyle w:val="Heading2"/>
+        <w:keepLines w:val="0"/>
         <w:spacing w:after="0"/>
       </w:pPr>
       <w:r>
@@ -816,56 +921,148 @@
     <w:p>
       <w:pPr>
         <w:pStyle w:val="Subtitle"/>
+        <w:keepLines w:val="0"/>
+      </w:pPr>
+      <w:r>
+        <w:t>03/2014 – 08/2015</w:t>
+      </w:r>
+    </w:p>
+    <w:p>
+      <w:pPr>
+        <w:pStyle w:val="Heading2"/>
+        <w:keepLines w:val="0"/>
+        <w:numPr>
+          <w:ilvl w:val="0"/>
+          <w:numId w:val="38"/>
+        </w:numPr>
+        <w:spacing w:before="0" w:after="0"/>
+        <w:rPr>
+          <w:rFonts w:ascii="Aptos Display" w:eastAsia="Times New Roman" w:hAnsi="Aptos Display"/>
+          <w:b w:val="0"/>
+          <w:spacing w:val="0"/>
+          <w:w w:val="100"/>
+          <w:sz w:val="24"/>
+          <w:szCs w:val="24"/>
+        </w:rPr>
+      </w:pPr>
+      <w:r>
+        <w:rPr>
+          <w:rFonts w:ascii="Aptos Display" w:eastAsia="Times New Roman" w:hAnsi="Aptos Display"/>
+          <w:b w:val="0"/>
+          <w:spacing w:val="0"/>
+          <w:w w:val="100"/>
+          <w:sz w:val="24"/>
+          <w:szCs w:val="24"/>
+        </w:rPr>
+        <w:t xml:space="preserve">Took an intentional career break while continuing hands-on technical work and professional development. </w:t>
+      </w:r>
+    </w:p>
+    <w:p>
+      <w:pPr>
+        <w:pStyle w:val="Heading2"/>
+        <w:keepLines w:val="0"/>
+        <w:numPr>
+          <w:ilvl w:val="0"/>
+          <w:numId w:val="38"/>
+        </w:numPr>
+        <w:spacing w:before="0" w:after="0"/>
+        <w:rPr>
+          <w:rFonts w:ascii="Aptos Display" w:eastAsia="Times New Roman" w:hAnsi="Aptos Display"/>
+          <w:b w:val="0"/>
+          <w:spacing w:val="0"/>
+          <w:w w:val="100"/>
+          <w:sz w:val="24"/>
+          <w:szCs w:val="24"/>
+        </w:rPr>
+      </w:pPr>
+      <w:r>
+        <w:rPr>
+          <w:rFonts w:ascii="Aptos Display" w:eastAsia="Times New Roman" w:hAnsi="Aptos Display"/>
+          <w:b w:val="0"/>
+          <w:spacing w:val="0"/>
+          <w:w w:val="100"/>
+          <w:sz w:val="24"/>
+          <w:szCs w:val="24"/>
+        </w:rPr>
+        <w:t>Built .NET/MVC and browser-based applications using HTML5, CSS3, JavaScript, and SQL-backed application architecture.</w:t>
+      </w:r>
+    </w:p>
+    <w:p>
+      <w:pPr>
+        <w:pStyle w:val="Heading2"/>
+        <w:keepLines w:val="0"/>
+        <w:numPr>
+          <w:ilvl w:val="0"/>
+          <w:numId w:val="38"/>
+        </w:numPr>
+        <w:spacing w:before="0" w:after="0"/>
+        <w:rPr>
+          <w:rFonts w:ascii="Aptos Display" w:eastAsia="Times New Roman" w:hAnsi="Aptos Display"/>
+          <w:b w:val="0"/>
+          <w:spacing w:val="0"/>
+          <w:w w:val="100"/>
+          <w:sz w:val="24"/>
+          <w:szCs w:val="24"/>
+        </w:rPr>
+      </w:pPr>
+      <w:r>
+        <w:rPr>
+          <w:rFonts w:ascii="Aptos Display" w:eastAsia="Times New Roman" w:hAnsi="Aptos Display"/>
+          <w:b w:val="0"/>
+          <w:spacing w:val="0"/>
+          <w:w w:val="100"/>
+          <w:sz w:val="24"/>
+          <w:szCs w:val="24"/>
+        </w:rPr>
+        <w:t xml:space="preserve">Developed responsive user interfaces, database-driven workflows, reporting views, and analytics outputs. </w:t>
+      </w:r>
+    </w:p>
+    <w:p>
+      <w:pPr>
+        <w:pStyle w:val="Heading2"/>
+        <w:keepNext w:val="0"/>
+        <w:keepLines w:val="0"/>
+        <w:widowControl w:val="0"/>
+        <w:numPr>
+          <w:ilvl w:val="0"/>
+          <w:numId w:val="38"/>
+        </w:numPr>
+        <w:spacing w:before="0"/>
+        <w:rPr>
+          <w:rFonts w:ascii="Aptos Display" w:eastAsia="Times New Roman" w:hAnsi="Aptos Display"/>
+          <w:b w:val="0"/>
+          <w:spacing w:val="0"/>
+          <w:w w:val="100"/>
+          <w:sz w:val="24"/>
+          <w:szCs w:val="24"/>
+        </w:rPr>
+      </w:pPr>
+      <w:r>
+        <w:rPr>
+          <w:rFonts w:ascii="Aptos Display" w:eastAsia="Times New Roman" w:hAnsi="Aptos Display"/>
+          <w:b w:val="0"/>
+          <w:spacing w:val="0"/>
+          <w:w w:val="100"/>
+          <w:sz w:val="24"/>
+          <w:szCs w:val="24"/>
+        </w:rPr>
+        <w:t>Explored legacy-modernization approaches using web applications, relational databases, APIs, and integration patterns.</w:t>
+      </w:r>
+    </w:p>
+    <w:p>
+      <w:pPr>
+        <w:pStyle w:val="Heading2"/>
+        <w:keepNext w:val="0"/>
         <w:spacing w:after="0"/>
       </w:pPr>
       <w:r>
-        <w:t>03/2014 – 08/2015</w:t>
-      </w:r>
-    </w:p>
-    <w:p>
-      <w:pPr>
-        <w:pStyle w:val="BulletedList"/>
-      </w:pPr>
-      <w:r>
-        <w:t xml:space="preserve">Took an intentional career break while continuing hands-on technical work and professional development. </w:t>
-      </w:r>
-    </w:p>
-    <w:p>
-      <w:pPr>
-        <w:pStyle w:val="BulletedList"/>
-      </w:pPr>
-      <w:r>
-        <w:t>Built .NET/MVC and browser-based applications using HTML5, CSS3, JavaScript, and SQL-backed application architecture.</w:t>
-      </w:r>
-    </w:p>
-    <w:p>
-      <w:pPr>
-        <w:pStyle w:val="BulletedList"/>
-      </w:pPr>
-      <w:r>
-        <w:lastRenderedPageBreak/>
-        <w:t xml:space="preserve">Developed responsive user interfaces, database-driven workflows, reporting views, and analytics outputs. </w:t>
-      </w:r>
-    </w:p>
-    <w:p>
-      <w:pPr>
-        <w:pStyle w:val="BulletedList"/>
-      </w:pPr>
-      <w:r>
-        <w:t>Explored legacy-modernization approaches using web applications, relational databases, APIs, and integration patterns.</w:t>
-      </w:r>
-    </w:p>
-    <w:p>
-      <w:pPr>
-        <w:pStyle w:val="Heading2"/>
-        <w:spacing w:after="0"/>
-      </w:pPr>
-      <w:r>
         <w:t>Steton Technology Group — Lead Architect</w:t>
       </w:r>
     </w:p>
     <w:p>
       <w:pPr>
+        <w:keepLines/>
+        <w:widowControl/>
         <w:spacing w:after="0"/>
         <w:ind w:left="0"/>
         <w:rPr>
@@ -882,7 +1079,7 @@
     <w:p>
       <w:pPr>
         <w:pStyle w:val="Subtitle"/>
-        <w:spacing w:after="0"/>
+        <w:keepNext w:val="0"/>
       </w:pPr>
       <w:r>
         <w:t>01/</w:t>
@@ -908,45 +1105,120 @@
     </w:p>
     <w:p>
       <w:pPr>
-        <w:pStyle w:val="BulletedList"/>
-      </w:pPr>
-      <w:r>
+        <w:pStyle w:val="Heading2"/>
+        <w:keepNext w:val="0"/>
+        <w:numPr>
+          <w:ilvl w:val="0"/>
+          <w:numId w:val="38"/>
+        </w:numPr>
+        <w:spacing w:before="0" w:after="0"/>
+        <w:rPr>
+          <w:rFonts w:ascii="Aptos Display" w:eastAsia="Times New Roman" w:hAnsi="Aptos Display"/>
+          <w:b w:val="0"/>
+          <w:spacing w:val="0"/>
+          <w:w w:val="100"/>
+          <w:sz w:val="24"/>
+          <w:szCs w:val="24"/>
+        </w:rPr>
+      </w:pPr>
+      <w:r>
+        <w:rPr>
+          <w:rFonts w:ascii="Aptos Display" w:eastAsia="Times New Roman" w:hAnsi="Aptos Display"/>
+          <w:b w:val="0"/>
+          <w:spacing w:val="0"/>
+          <w:w w:val="100"/>
+          <w:sz w:val="24"/>
+          <w:szCs w:val="24"/>
+        </w:rPr>
         <w:t>Led architecture, development, and operation of a multi-tenant SaaS QA auditing platform supporting thousands of enterprise users.</w:t>
       </w:r>
     </w:p>
     <w:p>
       <w:pPr>
-        <w:pStyle w:val="BulletedList"/>
-      </w:pPr>
-      <w:r>
-        <w:t>Designed scalable data models, backend systems, and reporting layers to support high-volume concurrent workloads across multiple customers.</w:t>
-      </w:r>
-    </w:p>
-    <w:p>
-      <w:pPr>
-        <w:pStyle w:val="BulletedList"/>
-      </w:pPr>
-      <w:r>
-        <w:t>Implemented cloud-based infrastructure improvements using Azure and AWS to improve scalability, availability, reliability, and system performance.</w:t>
-      </w:r>
-    </w:p>
-    <w:p>
-      <w:pPr>
-        <w:pStyle w:val="BulletedList"/>
-      </w:pPr>
-      <w:r>
+        <w:pStyle w:val="Heading2"/>
+        <w:keepNext w:val="0"/>
+        <w:numPr>
+          <w:ilvl w:val="0"/>
+          <w:numId w:val="38"/>
+        </w:numPr>
+        <w:spacing w:before="0" w:after="0"/>
+        <w:rPr>
+          <w:rFonts w:ascii="Aptos Display" w:eastAsia="Times New Roman" w:hAnsi="Aptos Display"/>
+          <w:b w:val="0"/>
+          <w:spacing w:val="0"/>
+          <w:w w:val="100"/>
+          <w:sz w:val="24"/>
+          <w:szCs w:val="24"/>
+        </w:rPr>
+      </w:pPr>
+      <w:r>
+        <w:rPr>
+          <w:rFonts w:ascii="Aptos Display" w:eastAsia="Times New Roman" w:hAnsi="Aptos Display"/>
+          <w:b w:val="0"/>
+          <w:spacing w:val="0"/>
+          <w:w w:val="100"/>
+          <w:sz w:val="24"/>
+          <w:szCs w:val="24"/>
+        </w:rPr>
+        <w:t>Designed scalable data models, backend systems, reporting layers, and architectural patterns to support high-volume concurrent workloads, extensibility, maintainability, and operational stability.</w:t>
+      </w:r>
+    </w:p>
+    <w:p>
+      <w:pPr>
+        <w:pStyle w:val="Heading2"/>
+        <w:numPr>
+          <w:ilvl w:val="0"/>
+          <w:numId w:val="38"/>
+        </w:numPr>
+        <w:spacing w:before="0" w:after="0"/>
+        <w:rPr>
+          <w:rFonts w:ascii="Aptos Display" w:eastAsia="Times New Roman" w:hAnsi="Aptos Display"/>
+          <w:b w:val="0"/>
+          <w:spacing w:val="0"/>
+          <w:w w:val="100"/>
+          <w:sz w:val="24"/>
+          <w:szCs w:val="24"/>
+        </w:rPr>
+      </w:pPr>
+      <w:r>
+        <w:rPr>
+          <w:rFonts w:ascii="Aptos Display" w:eastAsia="Times New Roman" w:hAnsi="Aptos Display"/>
+          <w:b w:val="0"/>
+          <w:spacing w:val="0"/>
+          <w:w w:val="100"/>
+          <w:sz w:val="24"/>
+          <w:szCs w:val="24"/>
+        </w:rPr>
+        <w:t>Implemented Azure- and AWS-based infrastructure improvements to increase scalability, availability, reliability, and overall system performance.</w:t>
+      </w:r>
+    </w:p>
+    <w:p>
+      <w:pPr>
+        <w:pStyle w:val="Heading2"/>
+        <w:numPr>
+          <w:ilvl w:val="0"/>
+          <w:numId w:val="38"/>
+        </w:numPr>
+        <w:spacing w:before="0" w:after="0"/>
+        <w:rPr>
+          <w:rFonts w:ascii="Aptos Display" w:eastAsia="Times New Roman" w:hAnsi="Aptos Display"/>
+          <w:b w:val="0"/>
+          <w:spacing w:val="0"/>
+          <w:w w:val="100"/>
+          <w:sz w:val="24"/>
+          <w:szCs w:val="24"/>
+        </w:rPr>
+      </w:pPr>
+      <w:r>
+        <w:rPr>
+          <w:rFonts w:ascii="Aptos Display" w:eastAsia="Times New Roman" w:hAnsi="Aptos Display"/>
+          <w:b w:val="0"/>
+          <w:spacing w:val="0"/>
+          <w:w w:val="100"/>
+          <w:sz w:val="24"/>
+          <w:szCs w:val="24"/>
+        </w:rPr>
         <w:t>Designed a disaster recovery strategy with a 4-hour recovery time objective and 8-hour recovery point objective, incorporating encryption throughout the disaster recovery lifecycle.</w:t>
-      </w:r>
-    </w:p>
-    <w:p>
-      <w:pPr>
-        <w:pStyle w:val="BulletedList"/>
-        <w:rPr>
-          <w:b/>
-        </w:rPr>
-      </w:pPr>
-      <w:r>
-        <w:t>Established architectural patterns for performance, extensibility, maintainability, and operational stability across the platform.</w:t>
       </w:r>
     </w:p>
     <w:p>
@@ -960,7 +1232,6 @@
     <w:p>
       <w:pPr>
         <w:pStyle w:val="Heading1"/>
-        <w:ind w:left="0"/>
       </w:pPr>
       <w:r>
         <w:t xml:space="preserve">Technical </w:t>
@@ -971,40 +1242,37 @@
     </w:p>
     <w:p>
       <w:pPr>
-        <w:pStyle w:val="Heading1"/>
-        <w:ind w:left="0"/>
-        <w:rPr>
-          <w:rFonts w:eastAsia="Palatino Linotype"/>
-          <w:bCs w:val="0"/>
-          <w:spacing w:val="-4"/>
-          <w:sz w:val="26"/>
-          <w:szCs w:val="26"/>
-        </w:rPr>
-      </w:pPr>
-      <w:r>
-        <w:rPr>
-          <w:rFonts w:eastAsia="Palatino Linotype"/>
-          <w:bCs w:val="0"/>
-          <w:spacing w:val="-4"/>
-          <w:sz w:val="26"/>
-          <w:szCs w:val="26"/>
+        <w:pStyle w:val="Heading2"/>
+        <w:spacing w:before="0"/>
+        <w:rPr>
+          <w:rFonts w:ascii="Aptos Display" w:hAnsi="Aptos Display"/>
+        </w:rPr>
+      </w:pPr>
+      <w:r>
+        <w:rPr>
+          <w:rFonts w:ascii="Aptos Display" w:hAnsi="Aptos Display"/>
         </w:rPr>
         <w:t>Cloud Platforms</w:t>
       </w:r>
     </w:p>
     <w:p>
       <w:r>
-        <w:t>Azure, AWS, GCP, Azure SQL Database, Azure SQL Managed Instance, cloud-hosted SaaS platforms</w:t>
-      </w:r>
-      <w:r>
-        <w:t xml:space="preserve"> </w:t>
+        <w:t xml:space="preserve">Azure, AWS, GCP, Azure SQL Database, Azure SQL Managed Instance, cloud-hosted SaaS platforms </w:t>
       </w:r>
     </w:p>
     <w:p>
       <w:pPr>
         <w:pStyle w:val="Heading2"/>
-      </w:pPr>
-      <w:r>
+        <w:spacing w:before="0"/>
+        <w:rPr>
+          <w:rFonts w:ascii="Aptos Display" w:hAnsi="Aptos Display"/>
+        </w:rPr>
+      </w:pPr>
+      <w:r>
+        <w:rPr>
+          <w:rFonts w:ascii="Aptos Display" w:hAnsi="Aptos Display"/>
+        </w:rPr>
+        <w:lastRenderedPageBreak/>
         <w:t>Cloud &amp; DevOps</w:t>
       </w:r>
     </w:p>
@@ -1015,23 +1283,15 @@
     </w:p>
     <w:p>
       <w:pPr>
-        <w:pStyle w:val="Heading1"/>
-        <w:ind w:left="0"/>
-        <w:rPr>
-          <w:rFonts w:eastAsia="Palatino Linotype"/>
-          <w:bCs w:val="0"/>
-          <w:spacing w:val="-4"/>
-          <w:sz w:val="26"/>
-          <w:szCs w:val="26"/>
-        </w:rPr>
-      </w:pPr>
-      <w:r>
-        <w:rPr>
-          <w:rFonts w:eastAsia="Palatino Linotype"/>
-          <w:bCs w:val="0"/>
-          <w:spacing w:val="-4"/>
-          <w:sz w:val="26"/>
-          <w:szCs w:val="26"/>
+        <w:pStyle w:val="Heading2"/>
+        <w:spacing w:before="0"/>
+        <w:rPr>
+          <w:rFonts w:ascii="Aptos Display" w:hAnsi="Aptos Display"/>
+        </w:rPr>
+      </w:pPr>
+      <w:r>
+        <w:rPr>
+          <w:rFonts w:ascii="Aptos Display" w:hAnsi="Aptos Display"/>
         </w:rPr>
         <w:t>Architecture</w:t>
       </w:r>
@@ -1043,23 +1303,15 @@
     </w:p>
     <w:p>
       <w:pPr>
-        <w:pStyle w:val="Heading1"/>
-        <w:ind w:left="0"/>
-        <w:rPr>
-          <w:rFonts w:eastAsia="Palatino Linotype"/>
-          <w:bCs w:val="0"/>
-          <w:spacing w:val="-4"/>
-          <w:sz w:val="26"/>
-          <w:szCs w:val="26"/>
-        </w:rPr>
-      </w:pPr>
-      <w:r>
-        <w:rPr>
-          <w:rFonts w:eastAsia="Palatino Linotype"/>
-          <w:bCs w:val="0"/>
-          <w:spacing w:val="-4"/>
-          <w:sz w:val="26"/>
-          <w:szCs w:val="26"/>
+        <w:pStyle w:val="Heading2"/>
+        <w:spacing w:before="0"/>
+        <w:rPr>
+          <w:rFonts w:ascii="Aptos Display" w:hAnsi="Aptos Display"/>
+        </w:rPr>
+      </w:pPr>
+      <w:r>
+        <w:rPr>
+          <w:rFonts w:ascii="Aptos Display" w:hAnsi="Aptos Display"/>
         </w:rPr>
         <w:t>Backend &amp; APIs</w:t>
       </w:r>
@@ -1071,23 +1323,15 @@
     </w:p>
     <w:p>
       <w:pPr>
-        <w:pStyle w:val="Heading1"/>
-        <w:ind w:left="0"/>
-        <w:rPr>
-          <w:rFonts w:eastAsia="Palatino Linotype"/>
-          <w:bCs w:val="0"/>
-          <w:spacing w:val="-4"/>
-          <w:sz w:val="26"/>
-          <w:szCs w:val="26"/>
-        </w:rPr>
-      </w:pPr>
-      <w:r>
-        <w:rPr>
-          <w:rFonts w:eastAsia="Palatino Linotype"/>
-          <w:bCs w:val="0"/>
-          <w:spacing w:val="-4"/>
-          <w:sz w:val="26"/>
-          <w:szCs w:val="26"/>
+        <w:pStyle w:val="Heading2"/>
+        <w:spacing w:before="0"/>
+        <w:rPr>
+          <w:rFonts w:ascii="Aptos Display" w:hAnsi="Aptos Display"/>
+        </w:rPr>
+      </w:pPr>
+      <w:r>
+        <w:rPr>
+          <w:rFonts w:ascii="Aptos Display" w:hAnsi="Aptos Display"/>
         </w:rPr>
         <w:t>Data &amp; Databases</w:t>
       </w:r>
@@ -1099,110 +1343,41 @@
     </w:p>
     <w:p>
       <w:pPr>
-        <w:pStyle w:val="Heading1"/>
-        <w:ind w:left="0"/>
-        <w:rPr>
-          <w:rFonts w:ascii="Palatino Linotype" w:eastAsia="Palatino Linotype" w:hAnsi="Palatino Linotype" w:cs="Palatino Linotype"/>
-          <w:b w:val="0"/>
-          <w:bCs w:val="0"/>
-          <w:w w:val="100"/>
-          <w:sz w:val="22"/>
-          <w:szCs w:val="22"/>
-        </w:rPr>
-      </w:pPr>
-      <w:r>
-        <w:rPr>
-          <w:rFonts w:eastAsia="Palatino Linotype"/>
-          <w:bCs w:val="0"/>
-          <w:spacing w:val="-4"/>
-          <w:sz w:val="26"/>
-          <w:szCs w:val="26"/>
-        </w:rPr>
-        <w:lastRenderedPageBreak/>
-        <w:t>Programming &amp; Script</w:t>
-      </w:r>
-      <w:r>
-        <w:rPr>
-          <w:rFonts w:ascii="Palatino Linotype" w:eastAsia="Palatino Linotype" w:hAnsi="Palatino Linotype" w:cs="Palatino Linotype"/>
-          <w:b w:val="0"/>
-          <w:bCs w:val="0"/>
-          <w:w w:val="100"/>
-          <w:sz w:val="22"/>
-          <w:szCs w:val="22"/>
-        </w:rPr>
-        <w:t>ing</w:t>
-      </w:r>
-    </w:p>
-    <w:p>
-      <w:pPr>
-        <w:pStyle w:val="Heading1"/>
-        <w:ind w:left="220"/>
-        <w:rPr>
-          <w:rFonts w:ascii="Palatino Linotype" w:eastAsia="Palatino Linotype" w:hAnsi="Palatino Linotype" w:cs="Palatino Linotype"/>
-          <w:b w:val="0"/>
-          <w:bCs w:val="0"/>
-          <w:w w:val="100"/>
-          <w:sz w:val="22"/>
-          <w:szCs w:val="22"/>
-        </w:rPr>
-      </w:pPr>
-      <w:r>
-        <w:rPr>
-          <w:rFonts w:ascii="Palatino Linotype" w:eastAsia="Palatino Linotype" w:hAnsi="Palatino Linotype" w:cs="Palatino Linotype"/>
-          <w:b w:val="0"/>
-          <w:bCs w:val="0"/>
-          <w:w w:val="100"/>
-          <w:sz w:val="22"/>
-          <w:szCs w:val="22"/>
-        </w:rPr>
+        <w:pStyle w:val="Heading2"/>
+        <w:spacing w:before="0"/>
+        <w:rPr>
+          <w:rFonts w:ascii="Aptos Display" w:hAnsi="Aptos Display"/>
+        </w:rPr>
+      </w:pPr>
+      <w:r>
+        <w:rPr>
+          <w:rFonts w:ascii="Aptos Display" w:hAnsi="Aptos Display"/>
+        </w:rPr>
+        <w:t>Programming &amp; Scripting</w:t>
+      </w:r>
+    </w:p>
+    <w:p>
+      <w:r>
         <w:t>C#, Java, Python, JavaScript, TypeScript, Bash, PowerShell, T-SQL, PL/SQL, HTML, CSS</w:t>
       </w:r>
     </w:p>
     <w:p>
       <w:pPr>
-        <w:pStyle w:val="Heading1"/>
-        <w:ind w:left="0"/>
-        <w:rPr>
-          <w:rFonts w:eastAsia="Palatino Linotype"/>
-          <w:bCs w:val="0"/>
-          <w:spacing w:val="-4"/>
-          <w:sz w:val="26"/>
-          <w:szCs w:val="26"/>
-        </w:rPr>
-      </w:pPr>
-      <w:r>
-        <w:rPr>
-          <w:rFonts w:eastAsia="Palatino Linotype"/>
-          <w:bCs w:val="0"/>
-          <w:spacing w:val="-4"/>
-          <w:sz w:val="26"/>
-          <w:szCs w:val="26"/>
+        <w:pStyle w:val="Heading2"/>
+        <w:spacing w:before="0"/>
+        <w:rPr>
+          <w:rFonts w:ascii="Aptos Display" w:hAnsi="Aptos Display"/>
+        </w:rPr>
+      </w:pPr>
+      <w:r>
+        <w:rPr>
+          <w:rFonts w:ascii="Aptos Display" w:hAnsi="Aptos Display"/>
         </w:rPr>
         <w:t>Leadership</w:t>
       </w:r>
     </w:p>
     <w:p>
-      <w:pPr>
-        <w:pStyle w:val="Heading1"/>
-        <w:ind w:left="220"/>
-        <w:rPr>
-          <w:rFonts w:ascii="Palatino Linotype" w:eastAsia="Palatino Linotype" w:hAnsi="Palatino Linotype" w:cs="Palatino Linotype"/>
-          <w:b w:val="0"/>
-          <w:bCs w:val="0"/>
-          <w:w w:val="100"/>
-          <w:sz w:val="22"/>
-          <w:szCs w:val="22"/>
-        </w:rPr>
-      </w:pPr>
-      <w:r>
-        <w:rPr>
-          <w:rFonts w:ascii="Palatino Linotype" w:eastAsia="Palatino Linotype" w:hAnsi="Palatino Linotype" w:cs="Palatino Linotype"/>
-          <w:b w:val="0"/>
-          <w:bCs w:val="0"/>
-          <w:w w:val="100"/>
-          <w:sz w:val="22"/>
-          <w:szCs w:val="22"/>
-        </w:rPr>
+      <w:r>
         <w:t>Architecture guidance, technical mentorship, stakeholder alignment, requirements translation, cross-team collaboration</w:t>
       </w:r>
     </w:p>
@@ -1212,7 +1387,6 @@
       </w:pPr>
     </w:p>
     <w:sectPr>
-      <w:footerReference w:type="default" r:id="rId10"/>
       <w:type w:val="continuous"/>
       <w:pgSz w:w="12240" w:h="15840"/>
       <w:pgMar w:top="980" w:right="720" w:bottom="700" w:left="720" w:header="0" w:footer="507" w:gutter="0"/>
@@ -1277,7 +1451,7 @@
         <w:rPr>
           <w:rStyle w:val="Hyperlink"/>
         </w:rPr>
-        <w:t>compute456@outlook.com</w:t>
+        <w:t>david_omer@hotmail.com</w:t>
       </w:r>
     </w:hyperlink>
     <w:r>
@@ -1310,7 +1484,7 @@
           <w:rFonts w:cs="Times New Roman"/>
           <w:w w:val="105"/>
         </w:rPr>
-        <w:t>https://david.simplifai.team</w:t>
+        <w:t>https://david.solutionsetal.com</w:t>
       </w:r>
     </w:hyperlink>
     <w:r>
@@ -1338,7 +1512,10 @@
       <w:t xml:space="preserve"> </w:t>
     </w:r>
     <w:r>
-      <w:t>562-833-4552</w:t>
+      <w:t>562</w:t>
+    </w:r>
+    <w:r>
+      <w:t>-377-6699</w:t>
     </w:r>
     <w:r>
       <w:tab/>
@@ -1460,11 +1637,6 @@
       </w:sdtContent>
     </w:sdt>
   </w:p>
-  <w:p>
-    <w:pPr>
-      <w:pStyle w:val="BodyText"/>
-    </w:pPr>
-  </w:p>
 </w:ftr>
 </file>
 
@@ -1639,6 +1811,156 @@
     </w:lvl>
   </w:abstractNum>
   <w:abstractNum w:abstractNumId="1" w15:restartNumberingAfterBreak="0">
+    <w:nsid w:val="09B5280D"/>
+    <w:multiLevelType w:val="multilevel"/>
+    <w:tmpl w:val="760C38EC"/>
+    <w:lvl w:ilvl="0">
+      <w:start w:val="1"/>
+      <w:numFmt w:val="bullet"/>
+      <w:pStyle w:val="BulletedList"/>
+      <w:lvlText w:val=""/>
+      <w:lvlJc w:val="left"/>
+      <w:pPr>
+        <w:tabs>
+          <w:tab w:val="num" w:pos="720"/>
+        </w:tabs>
+        <w:ind w:left="720" w:hanging="360"/>
+      </w:pPr>
+      <w:rPr>
+        <w:rFonts w:ascii="Symbol" w:hAnsi="Symbol" w:hint="default"/>
+        <w:sz w:val="20"/>
+      </w:rPr>
+    </w:lvl>
+    <w:lvl w:ilvl="1" w:tentative="1">
+      <w:start w:val="1"/>
+      <w:numFmt w:val="bullet"/>
+      <w:lvlText w:val="o"/>
+      <w:lvlJc w:val="left"/>
+      <w:pPr>
+        <w:tabs>
+          <w:tab w:val="num" w:pos="1440"/>
+        </w:tabs>
+        <w:ind w:left="1440" w:hanging="360"/>
+      </w:pPr>
+      <w:rPr>
+        <w:rFonts w:ascii="Courier New" w:hAnsi="Courier New" w:hint="default"/>
+        <w:sz w:val="20"/>
+      </w:rPr>
+    </w:lvl>
+    <w:lvl w:ilvl="2" w:tentative="1">
+      <w:start w:val="1"/>
+      <w:numFmt w:val="bullet"/>
+      <w:lvlText w:val=""/>
+      <w:lvlJc w:val="left"/>
+      <w:pPr>
+        <w:tabs>
+          <w:tab w:val="num" w:pos="2160"/>
+        </w:tabs>
+        <w:ind w:left="2160" w:hanging="360"/>
+      </w:pPr>
+      <w:rPr>
+        <w:rFonts w:ascii="Wingdings" w:hAnsi="Wingdings" w:hint="default"/>
+        <w:sz w:val="20"/>
+      </w:rPr>
+    </w:lvl>
+    <w:lvl w:ilvl="3" w:tentative="1">
+      <w:start w:val="1"/>
+      <w:numFmt w:val="bullet"/>
+      <w:lvlText w:val=""/>
+      <w:lvlJc w:val="left"/>
+      <w:pPr>
+        <w:tabs>
+          <w:tab w:val="num" w:pos="2880"/>
+        </w:tabs>
+        <w:ind w:left="2880" w:hanging="360"/>
+      </w:pPr>
+      <w:rPr>
+        <w:rFonts w:ascii="Wingdings" w:hAnsi="Wingdings" w:hint="default"/>
+        <w:sz w:val="20"/>
+      </w:rPr>
+    </w:lvl>
+    <w:lvl w:ilvl="4" w:tentative="1">
+      <w:start w:val="1"/>
+      <w:numFmt w:val="bullet"/>
+      <w:lvlText w:val=""/>
+      <w:lvlJc w:val="left"/>
+      <w:pPr>
+        <w:tabs>
+          <w:tab w:val="num" w:pos="3600"/>
+        </w:tabs>
+        <w:ind w:left="3600" w:hanging="360"/>
+      </w:pPr>
+      <w:rPr>
+        <w:rFonts w:ascii="Wingdings" w:hAnsi="Wingdings" w:hint="default"/>
+        <w:sz w:val="20"/>
+      </w:rPr>
+    </w:lvl>
+    <w:lvl w:ilvl="5" w:tentative="1">
+      <w:start w:val="1"/>
+      <w:numFmt w:val="bullet"/>
+      <w:lvlText w:val=""/>
+      <w:lvlJc w:val="left"/>
+      <w:pPr>
+        <w:tabs>
+          <w:tab w:val="num" w:pos="4320"/>
+        </w:tabs>
+        <w:ind w:left="4320" w:hanging="360"/>
+      </w:pPr>
+      <w:rPr>
+        <w:rFonts w:ascii="Wingdings" w:hAnsi="Wingdings" w:hint="default"/>
+        <w:sz w:val="20"/>
+      </w:rPr>
+    </w:lvl>
+    <w:lvl w:ilvl="6" w:tentative="1">
+      <w:start w:val="1"/>
+      <w:numFmt w:val="bullet"/>
+      <w:lvlText w:val=""/>
+      <w:lvlJc w:val="left"/>
+      <w:pPr>
+        <w:tabs>
+          <w:tab w:val="num" w:pos="5040"/>
+        </w:tabs>
+        <w:ind w:left="5040" w:hanging="360"/>
+      </w:pPr>
+      <w:rPr>
+        <w:rFonts w:ascii="Wingdings" w:hAnsi="Wingdings" w:hint="default"/>
+        <w:sz w:val="20"/>
+      </w:rPr>
+    </w:lvl>
+    <w:lvl w:ilvl="7" w:tentative="1">
+      <w:start w:val="1"/>
+      <w:numFmt w:val="bullet"/>
+      <w:lvlText w:val=""/>
+      <w:lvlJc w:val="left"/>
+      <w:pPr>
+        <w:tabs>
+          <w:tab w:val="num" w:pos="5760"/>
+        </w:tabs>
+        <w:ind w:left="5760" w:hanging="360"/>
+      </w:pPr>
+      <w:rPr>
+        <w:rFonts w:ascii="Wingdings" w:hAnsi="Wingdings" w:hint="default"/>
+        <w:sz w:val="20"/>
+      </w:rPr>
+    </w:lvl>
+    <w:lvl w:ilvl="8" w:tentative="1">
+      <w:start w:val="1"/>
+      <w:numFmt w:val="bullet"/>
+      <w:lvlText w:val=""/>
+      <w:lvlJc w:val="left"/>
+      <w:pPr>
+        <w:tabs>
+          <w:tab w:val="num" w:pos="6480"/>
+        </w:tabs>
+        <w:ind w:left="6480" w:hanging="360"/>
+      </w:pPr>
+      <w:rPr>
+        <w:rFonts w:ascii="Wingdings" w:hAnsi="Wingdings" w:hint="default"/>
+        <w:sz w:val="20"/>
+      </w:rPr>
+    </w:lvl>
+  </w:abstractNum>
+  <w:abstractNum w:abstractNumId="2" w15:restartNumberingAfterBreak="0">
     <w:nsid w:val="100070C9"/>
     <w:multiLevelType w:val="hybridMultilevel"/>
     <w:tmpl w:val="42E48536"/>
@@ -1751,7 +2073,7 @@
       </w:rPr>
     </w:lvl>
   </w:abstractNum>
-  <w:abstractNum w:abstractNumId="2" w15:restartNumberingAfterBreak="0">
+  <w:abstractNum w:abstractNumId="3" w15:restartNumberingAfterBreak="0">
     <w:nsid w:val="23B05E45"/>
     <w:multiLevelType w:val="hybridMultilevel"/>
     <w:tmpl w:val="7388BBCA"/>
@@ -1864,7 +2186,7 @@
       </w:rPr>
     </w:lvl>
   </w:abstractNum>
-  <w:abstractNum w:abstractNumId="3" w15:restartNumberingAfterBreak="0">
+  <w:abstractNum w:abstractNumId="4" w15:restartNumberingAfterBreak="0">
     <w:nsid w:val="27BF061D"/>
     <w:multiLevelType w:val="hybridMultilevel"/>
     <w:tmpl w:val="7FA8E4AE"/>
@@ -1977,7 +2299,7 @@
       </w:rPr>
     </w:lvl>
   </w:abstractNum>
-  <w:abstractNum w:abstractNumId="4" w15:restartNumberingAfterBreak="0">
+  <w:abstractNum w:abstractNumId="5" w15:restartNumberingAfterBreak="0">
     <w:nsid w:val="27EE1700"/>
     <w:multiLevelType w:val="multilevel"/>
     <w:tmpl w:val="4678FD84"/>
@@ -2126,7 +2448,7 @@
       </w:rPr>
     </w:lvl>
   </w:abstractNum>
-  <w:abstractNum w:abstractNumId="5" w15:restartNumberingAfterBreak="0">
+  <w:abstractNum w:abstractNumId="6" w15:restartNumberingAfterBreak="0">
     <w:nsid w:val="2D027383"/>
     <w:multiLevelType w:val="multilevel"/>
     <w:tmpl w:val="5404AC80"/>
@@ -2275,7 +2597,7 @@
       </w:rPr>
     </w:lvl>
   </w:abstractNum>
-  <w:abstractNum w:abstractNumId="6" w15:restartNumberingAfterBreak="0">
+  <w:abstractNum w:abstractNumId="7" w15:restartNumberingAfterBreak="0">
     <w:nsid w:val="2D6401F1"/>
     <w:multiLevelType w:val="multilevel"/>
     <w:tmpl w:val="6EE4AE66"/>
@@ -2424,7 +2746,7 @@
       </w:rPr>
     </w:lvl>
   </w:abstractNum>
-  <w:abstractNum w:abstractNumId="7" w15:restartNumberingAfterBreak="0">
+  <w:abstractNum w:abstractNumId="8" w15:restartNumberingAfterBreak="0">
     <w:nsid w:val="2E2206B6"/>
     <w:multiLevelType w:val="multilevel"/>
     <w:tmpl w:val="4C3271E4"/>
@@ -2573,7 +2895,120 @@
       </w:rPr>
     </w:lvl>
   </w:abstractNum>
-  <w:abstractNum w:abstractNumId="8" w15:restartNumberingAfterBreak="0">
+  <w:abstractNum w:abstractNumId="9" w15:restartNumberingAfterBreak="0">
+    <w:nsid w:val="335E4EF9"/>
+    <w:multiLevelType w:val="hybridMultilevel"/>
+    <w:tmpl w:val="0382F4C2"/>
+    <w:lvl w:ilvl="0" w:tplc="818A0666">
+      <w:start w:val="1"/>
+      <w:numFmt w:val="bullet"/>
+      <w:lvlText w:val=""/>
+      <w:lvlJc w:val="left"/>
+      <w:pPr>
+        <w:ind w:left="720" w:hanging="360"/>
+      </w:pPr>
+      <w:rPr>
+        <w:rFonts w:ascii="Symbol" w:hAnsi="Symbol" w:hint="default"/>
+      </w:rPr>
+    </w:lvl>
+    <w:lvl w:ilvl="1" w:tplc="04090003" w:tentative="1">
+      <w:start w:val="1"/>
+      <w:numFmt w:val="bullet"/>
+      <w:lvlText w:val="o"/>
+      <w:lvlJc w:val="left"/>
+      <w:pPr>
+        <w:ind w:left="1440" w:hanging="360"/>
+      </w:pPr>
+      <w:rPr>
+        <w:rFonts w:ascii="Courier New" w:hAnsi="Courier New" w:cs="Courier New" w:hint="default"/>
+      </w:rPr>
+    </w:lvl>
+    <w:lvl w:ilvl="2" w:tplc="04090005" w:tentative="1">
+      <w:start w:val="1"/>
+      <w:numFmt w:val="bullet"/>
+      <w:lvlText w:val=""/>
+      <w:lvlJc w:val="left"/>
+      <w:pPr>
+        <w:ind w:left="2160" w:hanging="360"/>
+      </w:pPr>
+      <w:rPr>
+        <w:rFonts w:ascii="Wingdings" w:hAnsi="Wingdings" w:hint="default"/>
+      </w:rPr>
+    </w:lvl>
+    <w:lvl w:ilvl="3" w:tplc="04090001" w:tentative="1">
+      <w:start w:val="1"/>
+      <w:numFmt w:val="bullet"/>
+      <w:lvlText w:val=""/>
+      <w:lvlJc w:val="left"/>
+      <w:pPr>
+        <w:ind w:left="2880" w:hanging="360"/>
+      </w:pPr>
+      <w:rPr>
+        <w:rFonts w:ascii="Symbol" w:hAnsi="Symbol" w:hint="default"/>
+      </w:rPr>
+    </w:lvl>
+    <w:lvl w:ilvl="4" w:tplc="04090003" w:tentative="1">
+      <w:start w:val="1"/>
+      <w:numFmt w:val="bullet"/>
+      <w:lvlText w:val="o"/>
+      <w:lvlJc w:val="left"/>
+      <w:pPr>
+        <w:ind w:left="3600" w:hanging="360"/>
+      </w:pPr>
+      <w:rPr>
+        <w:rFonts w:ascii="Courier New" w:hAnsi="Courier New" w:cs="Courier New" w:hint="default"/>
+      </w:rPr>
+    </w:lvl>
+    <w:lvl w:ilvl="5" w:tplc="04090005" w:tentative="1">
+      <w:start w:val="1"/>
+      <w:numFmt w:val="bullet"/>
+      <w:lvlText w:val=""/>
+      <w:lvlJc w:val="left"/>
+      <w:pPr>
+        <w:ind w:left="4320" w:hanging="360"/>
+      </w:pPr>
+      <w:rPr>
+        <w:rFonts w:ascii="Wingdings" w:hAnsi="Wingdings" w:hint="default"/>
+      </w:rPr>
+    </w:lvl>
+    <w:lvl w:ilvl="6" w:tplc="04090001" w:tentative="1">
+      <w:start w:val="1"/>
+      <w:numFmt w:val="bullet"/>
+      <w:lvlText w:val=""/>
+      <w:lvlJc w:val="left"/>
+      <w:pPr>
+        <w:ind w:left="5040" w:hanging="360"/>
+      </w:pPr>
+      <w:rPr>
+        <w:rFonts w:ascii="Symbol" w:hAnsi="Symbol" w:hint="default"/>
+      </w:rPr>
+    </w:lvl>
+    <w:lvl w:ilvl="7" w:tplc="04090003" w:tentative="1">
+      <w:start w:val="1"/>
+      <w:numFmt w:val="bullet"/>
+      <w:lvlText w:val="o"/>
+      <w:lvlJc w:val="left"/>
+      <w:pPr>
+        <w:ind w:left="5760" w:hanging="360"/>
+      </w:pPr>
+      <w:rPr>
+        <w:rFonts w:ascii="Courier New" w:hAnsi="Courier New" w:cs="Courier New" w:hint="default"/>
+      </w:rPr>
+    </w:lvl>
+    <w:lvl w:ilvl="8" w:tplc="04090005" w:tentative="1">
+      <w:start w:val="1"/>
+      <w:numFmt w:val="bullet"/>
+      <w:lvlText w:val=""/>
+      <w:lvlJc w:val="left"/>
+      <w:pPr>
+        <w:ind w:left="6480" w:hanging="360"/>
+      </w:pPr>
+      <w:rPr>
+        <w:rFonts w:ascii="Wingdings" w:hAnsi="Wingdings" w:hint="default"/>
+      </w:rPr>
+    </w:lvl>
+  </w:abstractNum>
+  <w:abstractNum w:abstractNumId="10" w15:restartNumberingAfterBreak="0">
     <w:nsid w:val="366E65D0"/>
     <w:multiLevelType w:val="multilevel"/>
     <w:tmpl w:val="5546F12E"/>
@@ -2722,7 +3157,7 @@
       </w:rPr>
     </w:lvl>
   </w:abstractNum>
-  <w:abstractNum w:abstractNumId="9" w15:restartNumberingAfterBreak="0">
+  <w:abstractNum w:abstractNumId="11" w15:restartNumberingAfterBreak="0">
     <w:nsid w:val="3D3E2F72"/>
     <w:multiLevelType w:val="multilevel"/>
     <w:tmpl w:val="BFF49950"/>
@@ -2871,7 +3306,156 @@
       </w:rPr>
     </w:lvl>
   </w:abstractNum>
-  <w:abstractNum w:abstractNumId="10" w15:restartNumberingAfterBreak="0">
+  <w:abstractNum w:abstractNumId="12" w15:restartNumberingAfterBreak="0">
+    <w:nsid w:val="450F13F5"/>
+    <w:multiLevelType w:val="multilevel"/>
+    <w:tmpl w:val="CA162172"/>
+    <w:lvl w:ilvl="0">
+      <w:start w:val="1"/>
+      <w:numFmt w:val="bullet"/>
+      <w:lvlText w:val=""/>
+      <w:lvlJc w:val="left"/>
+      <w:pPr>
+        <w:tabs>
+          <w:tab w:val="num" w:pos="720"/>
+        </w:tabs>
+        <w:ind w:left="720" w:hanging="360"/>
+      </w:pPr>
+      <w:rPr>
+        <w:rFonts w:ascii="Symbol" w:hAnsi="Symbol" w:hint="default"/>
+        <w:sz w:val="20"/>
+      </w:rPr>
+    </w:lvl>
+    <w:lvl w:ilvl="1" w:tentative="1">
+      <w:start w:val="1"/>
+      <w:numFmt w:val="bullet"/>
+      <w:lvlText w:val="o"/>
+      <w:lvlJc w:val="left"/>
+      <w:pPr>
+        <w:tabs>
+          <w:tab w:val="num" w:pos="1440"/>
+        </w:tabs>
+        <w:ind w:left="1440" w:hanging="360"/>
+      </w:pPr>
+      <w:rPr>
+        <w:rFonts w:ascii="Courier New" w:hAnsi="Courier New" w:hint="default"/>
+        <w:sz w:val="20"/>
+      </w:rPr>
+    </w:lvl>
+    <w:lvl w:ilvl="2" w:tentative="1">
+      <w:start w:val="1"/>
+      <w:numFmt w:val="bullet"/>
+      <w:lvlText w:val=""/>
+      <w:lvlJc w:val="left"/>
+      <w:pPr>
+        <w:tabs>
+          <w:tab w:val="num" w:pos="2160"/>
+        </w:tabs>
+        <w:ind w:left="2160" w:hanging="360"/>
+      </w:pPr>
+      <w:rPr>
+        <w:rFonts w:ascii="Wingdings" w:hAnsi="Wingdings" w:hint="default"/>
+        <w:sz w:val="20"/>
+      </w:rPr>
+    </w:lvl>
+    <w:lvl w:ilvl="3" w:tentative="1">
+      <w:start w:val="1"/>
+      <w:numFmt w:val="bullet"/>
+      <w:lvlText w:val=""/>
+      <w:lvlJc w:val="left"/>
+      <w:pPr>
+        <w:tabs>
+          <w:tab w:val="num" w:pos="2880"/>
+        </w:tabs>
+        <w:ind w:left="2880" w:hanging="360"/>
+      </w:pPr>
+      <w:rPr>
+        <w:rFonts w:ascii="Wingdings" w:hAnsi="Wingdings" w:hint="default"/>
+        <w:sz w:val="20"/>
+      </w:rPr>
+    </w:lvl>
+    <w:lvl w:ilvl="4" w:tentative="1">
+      <w:start w:val="1"/>
+      <w:numFmt w:val="bullet"/>
+      <w:lvlText w:val=""/>
+      <w:lvlJc w:val="left"/>
+      <w:pPr>
+        <w:tabs>
+          <w:tab w:val="num" w:pos="3600"/>
+        </w:tabs>
+        <w:ind w:left="3600" w:hanging="360"/>
+      </w:pPr>
+      <w:rPr>
+        <w:rFonts w:ascii="Wingdings" w:hAnsi="Wingdings" w:hint="default"/>
+        <w:sz w:val="20"/>
+      </w:rPr>
+    </w:lvl>
+    <w:lvl w:ilvl="5" w:tentative="1">
+      <w:start w:val="1"/>
+      <w:numFmt w:val="bullet"/>
+      <w:lvlText w:val=""/>
+      <w:lvlJc w:val="left"/>
+      <w:pPr>
+        <w:tabs>
+          <w:tab w:val="num" w:pos="4320"/>
+        </w:tabs>
+        <w:ind w:left="4320" w:hanging="360"/>
+      </w:pPr>
+      <w:rPr>
+        <w:rFonts w:ascii="Wingdings" w:hAnsi="Wingdings" w:hint="default"/>
+        <w:sz w:val="20"/>
+      </w:rPr>
+    </w:lvl>
+    <w:lvl w:ilvl="6" w:tentative="1">
+      <w:start w:val="1"/>
+      <w:numFmt w:val="bullet"/>
+      <w:lvlText w:val=""/>
+      <w:lvlJc w:val="left"/>
+      <w:pPr>
+        <w:tabs>
+          <w:tab w:val="num" w:pos="5040"/>
+        </w:tabs>
+        <w:ind w:left="5040" w:hanging="360"/>
+      </w:pPr>
+      <w:rPr>
+        <w:rFonts w:ascii="Wingdings" w:hAnsi="Wingdings" w:hint="default"/>
+        <w:sz w:val="20"/>
+      </w:rPr>
+    </w:lvl>
+    <w:lvl w:ilvl="7" w:tentative="1">
+      <w:start w:val="1"/>
+      <w:numFmt w:val="bullet"/>
+      <w:lvlText w:val=""/>
+      <w:lvlJc w:val="left"/>
+      <w:pPr>
+        <w:tabs>
+          <w:tab w:val="num" w:pos="5760"/>
+        </w:tabs>
+        <w:ind w:left="5760" w:hanging="360"/>
+      </w:pPr>
+      <w:rPr>
+        <w:rFonts w:ascii="Wingdings" w:hAnsi="Wingdings" w:hint="default"/>
+        <w:sz w:val="20"/>
+      </w:rPr>
+    </w:lvl>
+    <w:lvl w:ilvl="8" w:tentative="1">
+      <w:start w:val="1"/>
+      <w:numFmt w:val="bullet"/>
+      <w:lvlText w:val=""/>
+      <w:lvlJc w:val="left"/>
+      <w:pPr>
+        <w:tabs>
+          <w:tab w:val="num" w:pos="6480"/>
+        </w:tabs>
+        <w:ind w:left="6480" w:hanging="360"/>
+      </w:pPr>
+      <w:rPr>
+        <w:rFonts w:ascii="Wingdings" w:hAnsi="Wingdings" w:hint="default"/>
+        <w:sz w:val="20"/>
+      </w:rPr>
+    </w:lvl>
+  </w:abstractNum>
+  <w:abstractNum w:abstractNumId="13" w15:restartNumberingAfterBreak="0">
     <w:nsid w:val="4CEE1B0A"/>
     <w:multiLevelType w:val="multilevel"/>
     <w:tmpl w:val="F962CFA8"/>
@@ -3020,7 +3604,7 @@
       </w:rPr>
     </w:lvl>
   </w:abstractNum>
-  <w:abstractNum w:abstractNumId="11" w15:restartNumberingAfterBreak="0">
+  <w:abstractNum w:abstractNumId="14" w15:restartNumberingAfterBreak="0">
     <w:nsid w:val="53C60CD9"/>
     <w:multiLevelType w:val="multilevel"/>
     <w:tmpl w:val="46884AA0"/>
@@ -3169,7 +3753,156 @@
       </w:rPr>
     </w:lvl>
   </w:abstractNum>
-  <w:abstractNum w:abstractNumId="12" w15:restartNumberingAfterBreak="0">
+  <w:abstractNum w:abstractNumId="15" w15:restartNumberingAfterBreak="0">
+    <w:nsid w:val="54700313"/>
+    <w:multiLevelType w:val="multilevel"/>
+    <w:tmpl w:val="CA162172"/>
+    <w:lvl w:ilvl="0">
+      <w:start w:val="1"/>
+      <w:numFmt w:val="bullet"/>
+      <w:lvlText w:val=""/>
+      <w:lvlJc w:val="left"/>
+      <w:pPr>
+        <w:tabs>
+          <w:tab w:val="num" w:pos="720"/>
+        </w:tabs>
+        <w:ind w:left="720" w:hanging="360"/>
+      </w:pPr>
+      <w:rPr>
+        <w:rFonts w:ascii="Symbol" w:hAnsi="Symbol" w:hint="default"/>
+        <w:sz w:val="20"/>
+      </w:rPr>
+    </w:lvl>
+    <w:lvl w:ilvl="1" w:tentative="1">
+      <w:start w:val="1"/>
+      <w:numFmt w:val="bullet"/>
+      <w:lvlText w:val="o"/>
+      <w:lvlJc w:val="left"/>
+      <w:pPr>
+        <w:tabs>
+          <w:tab w:val="num" w:pos="1440"/>
+        </w:tabs>
+        <w:ind w:left="1440" w:hanging="360"/>
+      </w:pPr>
+      <w:rPr>
+        <w:rFonts w:ascii="Courier New" w:hAnsi="Courier New" w:hint="default"/>
+        <w:sz w:val="20"/>
+      </w:rPr>
+    </w:lvl>
+    <w:lvl w:ilvl="2" w:tentative="1">
+      <w:start w:val="1"/>
+      <w:numFmt w:val="bullet"/>
+      <w:lvlText w:val=""/>
+      <w:lvlJc w:val="left"/>
+      <w:pPr>
+        <w:tabs>
+          <w:tab w:val="num" w:pos="2160"/>
+        </w:tabs>
+        <w:ind w:left="2160" w:hanging="360"/>
+      </w:pPr>
+      <w:rPr>
+        <w:rFonts w:ascii="Wingdings" w:hAnsi="Wingdings" w:hint="default"/>
+        <w:sz w:val="20"/>
+      </w:rPr>
+    </w:lvl>
+    <w:lvl w:ilvl="3" w:tentative="1">
+      <w:start w:val="1"/>
+      <w:numFmt w:val="bullet"/>
+      <w:lvlText w:val=""/>
+      <w:lvlJc w:val="left"/>
+      <w:pPr>
+        <w:tabs>
+          <w:tab w:val="num" w:pos="2880"/>
+        </w:tabs>
+        <w:ind w:left="2880" w:hanging="360"/>
+      </w:pPr>
+      <w:rPr>
+        <w:rFonts w:ascii="Wingdings" w:hAnsi="Wingdings" w:hint="default"/>
+        <w:sz w:val="20"/>
+      </w:rPr>
+    </w:lvl>
+    <w:lvl w:ilvl="4" w:tentative="1">
+      <w:start w:val="1"/>
+      <w:numFmt w:val="bullet"/>
+      <w:lvlText w:val=""/>
+      <w:lvlJc w:val="left"/>
+      <w:pPr>
+        <w:tabs>
+          <w:tab w:val="num" w:pos="3600"/>
+        </w:tabs>
+        <w:ind w:left="3600" w:hanging="360"/>
+      </w:pPr>
+      <w:rPr>
+        <w:rFonts w:ascii="Wingdings" w:hAnsi="Wingdings" w:hint="default"/>
+        <w:sz w:val="20"/>
+      </w:rPr>
+    </w:lvl>
+    <w:lvl w:ilvl="5" w:tentative="1">
+      <w:start w:val="1"/>
+      <w:numFmt w:val="bullet"/>
+      <w:lvlText w:val=""/>
+      <w:lvlJc w:val="left"/>
+      <w:pPr>
+        <w:tabs>
+          <w:tab w:val="num" w:pos="4320"/>
+        </w:tabs>
+        <w:ind w:left="4320" w:hanging="360"/>
+      </w:pPr>
+      <w:rPr>
+        <w:rFonts w:ascii="Wingdings" w:hAnsi="Wingdings" w:hint="default"/>
+        <w:sz w:val="20"/>
+      </w:rPr>
+    </w:lvl>
+    <w:lvl w:ilvl="6" w:tentative="1">
+      <w:start w:val="1"/>
+      <w:numFmt w:val="bullet"/>
+      <w:lvlText w:val=""/>
+      <w:lvlJc w:val="left"/>
+      <w:pPr>
+        <w:tabs>
+          <w:tab w:val="num" w:pos="5040"/>
+        </w:tabs>
+        <w:ind w:left="5040" w:hanging="360"/>
+      </w:pPr>
+      <w:rPr>
+        <w:rFonts w:ascii="Wingdings" w:hAnsi="Wingdings" w:hint="default"/>
+        <w:sz w:val="20"/>
+      </w:rPr>
+    </w:lvl>
+    <w:lvl w:ilvl="7" w:tentative="1">
+      <w:start w:val="1"/>
+      <w:numFmt w:val="bullet"/>
+      <w:lvlText w:val=""/>
+      <w:lvlJc w:val="left"/>
+      <w:pPr>
+        <w:tabs>
+          <w:tab w:val="num" w:pos="5760"/>
+        </w:tabs>
+        <w:ind w:left="5760" w:hanging="360"/>
+      </w:pPr>
+      <w:rPr>
+        <w:rFonts w:ascii="Wingdings" w:hAnsi="Wingdings" w:hint="default"/>
+        <w:sz w:val="20"/>
+      </w:rPr>
+    </w:lvl>
+    <w:lvl w:ilvl="8" w:tentative="1">
+      <w:start w:val="1"/>
+      <w:numFmt w:val="bullet"/>
+      <w:lvlText w:val=""/>
+      <w:lvlJc w:val="left"/>
+      <w:pPr>
+        <w:tabs>
+          <w:tab w:val="num" w:pos="6480"/>
+        </w:tabs>
+        <w:ind w:left="6480" w:hanging="360"/>
+      </w:pPr>
+      <w:rPr>
+        <w:rFonts w:ascii="Wingdings" w:hAnsi="Wingdings" w:hint="default"/>
+        <w:sz w:val="20"/>
+      </w:rPr>
+    </w:lvl>
+  </w:abstractNum>
+  <w:abstractNum w:abstractNumId="16" w15:restartNumberingAfterBreak="0">
     <w:nsid w:val="5A3A2BAA"/>
     <w:multiLevelType w:val="multilevel"/>
     <w:tmpl w:val="847E689C"/>
@@ -3318,7 +4051,156 @@
       </w:rPr>
     </w:lvl>
   </w:abstractNum>
-  <w:abstractNum w:abstractNumId="13" w15:restartNumberingAfterBreak="0">
+  <w:abstractNum w:abstractNumId="17" w15:restartNumberingAfterBreak="0">
+    <w:nsid w:val="5A8863E4"/>
+    <w:multiLevelType w:val="multilevel"/>
+    <w:tmpl w:val="CA162172"/>
+    <w:lvl w:ilvl="0">
+      <w:start w:val="1"/>
+      <w:numFmt w:val="bullet"/>
+      <w:lvlText w:val=""/>
+      <w:lvlJc w:val="left"/>
+      <w:pPr>
+        <w:tabs>
+          <w:tab w:val="num" w:pos="720"/>
+        </w:tabs>
+        <w:ind w:left="720" w:hanging="360"/>
+      </w:pPr>
+      <w:rPr>
+        <w:rFonts w:ascii="Symbol" w:hAnsi="Symbol" w:hint="default"/>
+        <w:sz w:val="20"/>
+      </w:rPr>
+    </w:lvl>
+    <w:lvl w:ilvl="1" w:tentative="1">
+      <w:start w:val="1"/>
+      <w:numFmt w:val="bullet"/>
+      <w:lvlText w:val="o"/>
+      <w:lvlJc w:val="left"/>
+      <w:pPr>
+        <w:tabs>
+          <w:tab w:val="num" w:pos="1440"/>
+        </w:tabs>
+        <w:ind w:left="1440" w:hanging="360"/>
+      </w:pPr>
+      <w:rPr>
+        <w:rFonts w:ascii="Courier New" w:hAnsi="Courier New" w:hint="default"/>
+        <w:sz w:val="20"/>
+      </w:rPr>
+    </w:lvl>
+    <w:lvl w:ilvl="2" w:tentative="1">
+      <w:start w:val="1"/>
+      <w:numFmt w:val="bullet"/>
+      <w:lvlText w:val=""/>
+      <w:lvlJc w:val="left"/>
+      <w:pPr>
+        <w:tabs>
+          <w:tab w:val="num" w:pos="2160"/>
+        </w:tabs>
+        <w:ind w:left="2160" w:hanging="360"/>
+      </w:pPr>
+      <w:rPr>
+        <w:rFonts w:ascii="Wingdings" w:hAnsi="Wingdings" w:hint="default"/>
+        <w:sz w:val="20"/>
+      </w:rPr>
+    </w:lvl>
+    <w:lvl w:ilvl="3" w:tentative="1">
+      <w:start w:val="1"/>
+      <w:numFmt w:val="bullet"/>
+      <w:lvlText w:val=""/>
+      <w:lvlJc w:val="left"/>
+      <w:pPr>
+        <w:tabs>
+          <w:tab w:val="num" w:pos="2880"/>
+        </w:tabs>
+        <w:ind w:left="2880" w:hanging="360"/>
+      </w:pPr>
+      <w:rPr>
+        <w:rFonts w:ascii="Wingdings" w:hAnsi="Wingdings" w:hint="default"/>
+        <w:sz w:val="20"/>
+      </w:rPr>
+    </w:lvl>
+    <w:lvl w:ilvl="4" w:tentative="1">
+      <w:start w:val="1"/>
+      <w:numFmt w:val="bullet"/>
+      <w:lvlText w:val=""/>
+      <w:lvlJc w:val="left"/>
+      <w:pPr>
+        <w:tabs>
+          <w:tab w:val="num" w:pos="3600"/>
+        </w:tabs>
+        <w:ind w:left="3600" w:hanging="360"/>
+      </w:pPr>
+      <w:rPr>
+        <w:rFonts w:ascii="Wingdings" w:hAnsi="Wingdings" w:hint="default"/>
+        <w:sz w:val="20"/>
+      </w:rPr>
+    </w:lvl>
+    <w:lvl w:ilvl="5" w:tentative="1">
+      <w:start w:val="1"/>
+      <w:numFmt w:val="bullet"/>
+      <w:lvlText w:val=""/>
+      <w:lvlJc w:val="left"/>
+      <w:pPr>
+        <w:tabs>
+          <w:tab w:val="num" w:pos="4320"/>
+        </w:tabs>
+        <w:ind w:left="4320" w:hanging="360"/>
+      </w:pPr>
+      <w:rPr>
+        <w:rFonts w:ascii="Wingdings" w:hAnsi="Wingdings" w:hint="default"/>
+        <w:sz w:val="20"/>
+      </w:rPr>
+    </w:lvl>
+    <w:lvl w:ilvl="6" w:tentative="1">
+      <w:start w:val="1"/>
+      <w:numFmt w:val="bullet"/>
+      <w:lvlText w:val=""/>
+      <w:lvlJc w:val="left"/>
+      <w:pPr>
+        <w:tabs>
+          <w:tab w:val="num" w:pos="5040"/>
+        </w:tabs>
+        <w:ind w:left="5040" w:hanging="360"/>
+      </w:pPr>
+      <w:rPr>
+        <w:rFonts w:ascii="Wingdings" w:hAnsi="Wingdings" w:hint="default"/>
+        <w:sz w:val="20"/>
+      </w:rPr>
+    </w:lvl>
+    <w:lvl w:ilvl="7" w:tentative="1">
+      <w:start w:val="1"/>
+      <w:numFmt w:val="bullet"/>
+      <w:lvlText w:val=""/>
+      <w:lvlJc w:val="left"/>
+      <w:pPr>
+        <w:tabs>
+          <w:tab w:val="num" w:pos="5760"/>
+        </w:tabs>
+        <w:ind w:left="5760" w:hanging="360"/>
+      </w:pPr>
+      <w:rPr>
+        <w:rFonts w:ascii="Wingdings" w:hAnsi="Wingdings" w:hint="default"/>
+        <w:sz w:val="20"/>
+      </w:rPr>
+    </w:lvl>
+    <w:lvl w:ilvl="8" w:tentative="1">
+      <w:start w:val="1"/>
+      <w:numFmt w:val="bullet"/>
+      <w:lvlText w:val=""/>
+      <w:lvlJc w:val="left"/>
+      <w:pPr>
+        <w:tabs>
+          <w:tab w:val="num" w:pos="6480"/>
+        </w:tabs>
+        <w:ind w:left="6480" w:hanging="360"/>
+      </w:pPr>
+      <w:rPr>
+        <w:rFonts w:ascii="Wingdings" w:hAnsi="Wingdings" w:hint="default"/>
+        <w:sz w:val="20"/>
+      </w:rPr>
+    </w:lvl>
+  </w:abstractNum>
+  <w:abstractNum w:abstractNumId="18" w15:restartNumberingAfterBreak="0">
     <w:nsid w:val="5B5C1588"/>
     <w:multiLevelType w:val="multilevel"/>
     <w:tmpl w:val="8042EE70"/>
@@ -3467,7 +4349,7 @@
       </w:rPr>
     </w:lvl>
   </w:abstractNum>
-  <w:abstractNum w:abstractNumId="14" w15:restartNumberingAfterBreak="0">
+  <w:abstractNum w:abstractNumId="19" w15:restartNumberingAfterBreak="0">
     <w:nsid w:val="626F05BA"/>
     <w:multiLevelType w:val="hybridMultilevel"/>
     <w:tmpl w:val="A1EC643C"/>
@@ -3588,7 +4470,7 @@
       </w:rPr>
     </w:lvl>
   </w:abstractNum>
-  <w:abstractNum w:abstractNumId="15" w15:restartNumberingAfterBreak="0">
+  <w:abstractNum w:abstractNumId="20" w15:restartNumberingAfterBreak="0">
     <w:nsid w:val="661D2E1D"/>
     <w:multiLevelType w:val="multilevel"/>
     <w:tmpl w:val="B3822792"/>
@@ -3737,7 +4619,7 @@
       </w:rPr>
     </w:lvl>
   </w:abstractNum>
-  <w:abstractNum w:abstractNumId="16" w15:restartNumberingAfterBreak="0">
+  <w:abstractNum w:abstractNumId="21" w15:restartNumberingAfterBreak="0">
     <w:nsid w:val="66CC7414"/>
     <w:multiLevelType w:val="multilevel"/>
     <w:tmpl w:val="D4E63032"/>
@@ -3886,14 +4768,13 @@
       </w:rPr>
     </w:lvl>
   </w:abstractNum>
-  <w:abstractNum w:abstractNumId="17" w15:restartNumberingAfterBreak="0">
+  <w:abstractNum w:abstractNumId="22" w15:restartNumberingAfterBreak="0">
     <w:nsid w:val="6A81382C"/>
     <w:multiLevelType w:val="multilevel"/>
-    <w:tmpl w:val="2F6A7F6A"/>
+    <w:tmpl w:val="CA162172"/>
     <w:lvl w:ilvl="0">
       <w:start w:val="1"/>
       <w:numFmt w:val="bullet"/>
-      <w:pStyle w:val="BulletedList"/>
       <w:lvlText w:val=""/>
       <w:lvlJc w:val="left"/>
       <w:pPr>
@@ -4036,7 +4917,7 @@
       </w:rPr>
     </w:lvl>
   </w:abstractNum>
-  <w:abstractNum w:abstractNumId="18" w15:restartNumberingAfterBreak="0">
+  <w:abstractNum w:abstractNumId="23" w15:restartNumberingAfterBreak="0">
     <w:nsid w:val="6D6874A5"/>
     <w:multiLevelType w:val="multilevel"/>
     <w:tmpl w:val="4ECA13FA"/>
@@ -4185,7 +5066,7 @@
       </w:rPr>
     </w:lvl>
   </w:abstractNum>
-  <w:abstractNum w:abstractNumId="19" w15:restartNumberingAfterBreak="0">
+  <w:abstractNum w:abstractNumId="24" w15:restartNumberingAfterBreak="0">
     <w:nsid w:val="713D7480"/>
     <w:multiLevelType w:val="multilevel"/>
     <w:tmpl w:val="3F062B62"/>
@@ -4335,118 +5216,139 @@
     </w:lvl>
   </w:abstractNum>
   <w:num w:numId="1" w16cid:durableId="1160777021">
-    <w:abstractNumId w:val="14"/>
+    <w:abstractNumId w:val="19"/>
   </w:num>
   <w:num w:numId="2" w16cid:durableId="85424684">
-    <w:abstractNumId w:val="17"/>
+    <w:abstractNumId w:val="22"/>
   </w:num>
   <w:num w:numId="3" w16cid:durableId="1494178667">
-    <w:abstractNumId w:val="7"/>
+    <w:abstractNumId w:val="8"/>
   </w:num>
   <w:num w:numId="4" w16cid:durableId="1735664940">
-    <w:abstractNumId w:val="18"/>
+    <w:abstractNumId w:val="23"/>
   </w:num>
   <w:num w:numId="5" w16cid:durableId="2020816725">
-    <w:abstractNumId w:val="8"/>
+    <w:abstractNumId w:val="10"/>
   </w:num>
   <w:num w:numId="6" w16cid:durableId="1847397407">
-    <w:abstractNumId w:val="19"/>
+    <w:abstractNumId w:val="24"/>
   </w:num>
   <w:num w:numId="7" w16cid:durableId="537552107">
-    <w:abstractNumId w:val="9"/>
+    <w:abstractNumId w:val="11"/>
   </w:num>
   <w:num w:numId="8" w16cid:durableId="948774616">
-    <w:abstractNumId w:val="15"/>
+    <w:abstractNumId w:val="20"/>
   </w:num>
   <w:num w:numId="9" w16cid:durableId="521818524">
-    <w:abstractNumId w:val="11"/>
+    <w:abstractNumId w:val="14"/>
   </w:num>
   <w:num w:numId="10" w16cid:durableId="274098232">
     <w:abstractNumId w:val="0"/>
   </w:num>
   <w:num w:numId="11" w16cid:durableId="688291495">
+    <w:abstractNumId w:val="21"/>
+  </w:num>
+  <w:num w:numId="12" w16cid:durableId="387607357">
+    <w:abstractNumId w:val="6"/>
+  </w:num>
+  <w:num w:numId="13" w16cid:durableId="21708746">
+    <w:abstractNumId w:val="13"/>
+  </w:num>
+  <w:num w:numId="14" w16cid:durableId="1884250277">
+    <w:abstractNumId w:val="18"/>
+  </w:num>
+  <w:num w:numId="15" w16cid:durableId="1437284112">
     <w:abstractNumId w:val="16"/>
   </w:num>
-  <w:num w:numId="12" w16cid:durableId="387607357">
+  <w:num w:numId="16" w16cid:durableId="1022711274">
     <w:abstractNumId w:val="5"/>
   </w:num>
-  <w:num w:numId="13" w16cid:durableId="21708746">
-    <w:abstractNumId w:val="10"/>
+  <w:num w:numId="17" w16cid:durableId="809173065">
+    <w:abstractNumId w:val="4"/>
   </w:num>
-  <w:num w:numId="14" w16cid:durableId="1884250277">
-    <w:abstractNumId w:val="13"/>
+  <w:num w:numId="18" w16cid:durableId="379940384">
+    <w:abstractNumId w:val="3"/>
   </w:num>
-  <w:num w:numId="15" w16cid:durableId="1437284112">
+  <w:num w:numId="19" w16cid:durableId="80611262">
+    <w:abstractNumId w:val="22"/>
+  </w:num>
+  <w:num w:numId="20" w16cid:durableId="2111702201">
+    <w:abstractNumId w:val="22"/>
+  </w:num>
+  <w:num w:numId="21" w16cid:durableId="424960098">
+    <w:abstractNumId w:val="22"/>
+  </w:num>
+  <w:num w:numId="22" w16cid:durableId="692078844">
+    <w:abstractNumId w:val="22"/>
+  </w:num>
+  <w:num w:numId="23" w16cid:durableId="19086952">
+    <w:abstractNumId w:val="22"/>
+  </w:num>
+  <w:num w:numId="24" w16cid:durableId="356473115">
+    <w:abstractNumId w:val="22"/>
+  </w:num>
+  <w:num w:numId="25" w16cid:durableId="1055397089">
+    <w:abstractNumId w:val="22"/>
+  </w:num>
+  <w:num w:numId="26" w16cid:durableId="675957004">
+    <w:abstractNumId w:val="22"/>
+  </w:num>
+  <w:num w:numId="27" w16cid:durableId="929846794">
+    <w:abstractNumId w:val="22"/>
+  </w:num>
+  <w:num w:numId="28" w16cid:durableId="1918897398">
+    <w:abstractNumId w:val="22"/>
+  </w:num>
+  <w:num w:numId="29" w16cid:durableId="1629505545">
+    <w:abstractNumId w:val="22"/>
+  </w:num>
+  <w:num w:numId="30" w16cid:durableId="226188902">
+    <w:abstractNumId w:val="22"/>
+  </w:num>
+  <w:num w:numId="31" w16cid:durableId="516433752">
+    <w:abstractNumId w:val="22"/>
+  </w:num>
+  <w:num w:numId="32" w16cid:durableId="919295736">
+    <w:abstractNumId w:val="22"/>
+  </w:num>
+  <w:num w:numId="33" w16cid:durableId="548031550">
+    <w:abstractNumId w:val="22"/>
+  </w:num>
+  <w:num w:numId="34" w16cid:durableId="701058082">
+    <w:abstractNumId w:val="22"/>
+  </w:num>
+  <w:num w:numId="35" w16cid:durableId="1273518012">
+    <w:abstractNumId w:val="22"/>
+  </w:num>
+  <w:num w:numId="36" w16cid:durableId="2080596052">
+    <w:abstractNumId w:val="7"/>
+  </w:num>
+  <w:num w:numId="37" w16cid:durableId="2096242389">
+    <w:abstractNumId w:val="22"/>
+  </w:num>
+  <w:num w:numId="38" w16cid:durableId="1989285529">
+    <w:abstractNumId w:val="2"/>
+  </w:num>
+  <w:num w:numId="39" w16cid:durableId="1057123079">
+    <w:abstractNumId w:val="9"/>
+  </w:num>
+  <w:num w:numId="40" w16cid:durableId="295187125">
+    <w:abstractNumId w:val="22"/>
+  </w:num>
+  <w:num w:numId="41" w16cid:durableId="679426531">
+    <w:abstractNumId w:val="1"/>
+  </w:num>
+  <w:num w:numId="42" w16cid:durableId="386612817">
+    <w:abstractNumId w:val="1"/>
+  </w:num>
+  <w:num w:numId="43" w16cid:durableId="535316950">
+    <w:abstractNumId w:val="15"/>
+  </w:num>
+  <w:num w:numId="44" w16cid:durableId="1486825321">
     <w:abstractNumId w:val="12"/>
   </w:num>
-  <w:num w:numId="16" w16cid:durableId="1022711274">
-    <w:abstractNumId w:val="4"/>
-  </w:num>
-  <w:num w:numId="17" w16cid:durableId="809173065">
-    <w:abstractNumId w:val="3"/>
-  </w:num>
-  <w:num w:numId="18" w16cid:durableId="379940384">
-    <w:abstractNumId w:val="2"/>
-  </w:num>
-  <w:num w:numId="19" w16cid:durableId="80611262">
+  <w:num w:numId="45" w16cid:durableId="1546285460">
     <w:abstractNumId w:val="17"/>
-  </w:num>
-  <w:num w:numId="20" w16cid:durableId="2111702201">
-    <w:abstractNumId w:val="17"/>
-  </w:num>
-  <w:num w:numId="21" w16cid:durableId="424960098">
-    <w:abstractNumId w:val="17"/>
-  </w:num>
-  <w:num w:numId="22" w16cid:durableId="692078844">
-    <w:abstractNumId w:val="17"/>
-  </w:num>
-  <w:num w:numId="23" w16cid:durableId="19086952">
-    <w:abstractNumId w:val="17"/>
-  </w:num>
-  <w:num w:numId="24" w16cid:durableId="356473115">
-    <w:abstractNumId w:val="17"/>
-  </w:num>
-  <w:num w:numId="25" w16cid:durableId="1055397089">
-    <w:abstractNumId w:val="17"/>
-  </w:num>
-  <w:num w:numId="26" w16cid:durableId="675957004">
-    <w:abstractNumId w:val="17"/>
-  </w:num>
-  <w:num w:numId="27" w16cid:durableId="929846794">
-    <w:abstractNumId w:val="17"/>
-  </w:num>
-  <w:num w:numId="28" w16cid:durableId="1918897398">
-    <w:abstractNumId w:val="17"/>
-  </w:num>
-  <w:num w:numId="29" w16cid:durableId="1629505545">
-    <w:abstractNumId w:val="17"/>
-  </w:num>
-  <w:num w:numId="30" w16cid:durableId="226188902">
-    <w:abstractNumId w:val="17"/>
-  </w:num>
-  <w:num w:numId="31" w16cid:durableId="516433752">
-    <w:abstractNumId w:val="17"/>
-  </w:num>
-  <w:num w:numId="32" w16cid:durableId="919295736">
-    <w:abstractNumId w:val="17"/>
-  </w:num>
-  <w:num w:numId="33" w16cid:durableId="548031550">
-    <w:abstractNumId w:val="17"/>
-  </w:num>
-  <w:num w:numId="34" w16cid:durableId="701058082">
-    <w:abstractNumId w:val="17"/>
-  </w:num>
-  <w:num w:numId="35" w16cid:durableId="1273518012">
-    <w:abstractNumId w:val="17"/>
-  </w:num>
-  <w:num w:numId="36" w16cid:durableId="2080596052">
-    <w:abstractNumId w:val="6"/>
-  </w:num>
-  <w:num w:numId="37" w16cid:durableId="2096242389">
-    <w:abstractNumId w:val="17"/>
-  </w:num>
-  <w:num w:numId="38" w16cid:durableId="1989285529">
-    <w:abstractNumId w:val="1"/>
   </w:num>
 </w:numbering>
 </file>
@@ -4867,7 +5769,7 @@
     <w:autoRedefine/>
     <w:uiPriority w:val="9"/>
     <w:qFormat/>
-    <w:rsid w:val="00B42337"/>
+    <w:rsid w:val="000D6AF8"/>
     <w:pPr>
       <w:keepNext/>
       <w:keepLines/>
@@ -4877,7 +5779,7 @@
       </w:tabs>
       <w:autoSpaceDE/>
       <w:autoSpaceDN/>
-      <w:ind w:left="110" w:right="677"/>
+      <w:ind w:left="0" w:right="634"/>
       <w:outlineLvl w:val="0"/>
     </w:pPr>
     <w:rPr>
@@ -4942,7 +5844,6 @@
   <w:style w:type="character" w:default="1" w:styleId="DefaultParagraphFont">
     <w:name w:val="Default Paragraph Font"/>
     <w:uiPriority w:val="1"/>
-    <w:semiHidden/>
     <w:unhideWhenUsed/>
   </w:style>
   <w:style w:type="table" w:default="1" w:styleId="TableNormal">
@@ -5044,19 +5945,20 @@
     <w:link w:val="BulletedListChar"/>
     <w:autoRedefine/>
     <w:qFormat/>
-    <w:rsid w:val="00B303E8"/>
+    <w:rsid w:val="008D34F1"/>
     <w:pPr>
       <w:widowControl/>
       <w:numPr>
-        <w:numId w:val="2"/>
+        <w:numId w:val="41"/>
       </w:numPr>
       <w:autoSpaceDE/>
       <w:autoSpaceDN/>
-      <w:spacing w:before="160" w:after="0"/>
-      <w:ind w:right="677"/>
+      <w:spacing w:after="0"/>
     </w:pPr>
     <w:rPr>
       <w:rFonts w:eastAsia="Times New Roman" w:cs="Times New Roman"/>
+      <w:spacing w:val="-12"/>
+      <w:w w:val="92"/>
       <w:sz w:val="24"/>
       <w:szCs w:val="24"/>
     </w:rPr>
@@ -5065,9 +5967,11 @@
     <w:name w:val="Bulleted List Char"/>
     <w:basedOn w:val="DefaultParagraphFont"/>
     <w:link w:val="BulletedList"/>
-    <w:rsid w:val="00B303E8"/>
+    <w:rsid w:val="008D34F1"/>
     <w:rPr>
       <w:rFonts w:ascii="Aptos Display" w:eastAsia="Times New Roman" w:hAnsi="Aptos Display" w:cs="Times New Roman"/>
+      <w:spacing w:val="-12"/>
+      <w:w w:val="92"/>
       <w:sz w:val="24"/>
       <w:szCs w:val="24"/>
     </w:rPr>
@@ -5204,7 +6108,7 @@
     <w:basedOn w:val="DefaultParagraphFont"/>
     <w:link w:val="Heading1"/>
     <w:uiPriority w:val="9"/>
-    <w:rsid w:val="00B42337"/>
+    <w:rsid w:val="000D6AF8"/>
     <w:rPr>
       <w:rFonts w:ascii="Aptos Display" w:eastAsia="Times New Roman" w:hAnsi="Aptos Display" w:cs="Times New Roman"/>
       <w:b/>
@@ -5246,6 +6150,54 @@
       <w:kern w:val="28"/>
       <w:sz w:val="56"/>
       <w:szCs w:val="56"/>
+    </w:rPr>
+  </w:style>
+  <w:style w:type="character" w:styleId="FollowedHyperlink">
+    <w:name w:val="FollowedHyperlink"/>
+    <w:basedOn w:val="DefaultParagraphFont"/>
+    <w:uiPriority w:val="99"/>
+    <w:semiHidden/>
+    <w:unhideWhenUsed/>
+    <w:rsid w:val="00C732B1"/>
+    <w:rPr>
+      <w:color w:val="800080" w:themeColor="followedHyperlink"/>
+      <w:u w:val="single"/>
+    </w:rPr>
+  </w:style>
+  <w:style w:type="table" w:styleId="TableGrid">
+    <w:name w:val="Table Grid"/>
+    <w:basedOn w:val="TableNormal"/>
+    <w:uiPriority w:val="39"/>
+    <w:rsid w:val="005D66D9"/>
+    <w:tblPr>
+      <w:tblBorders>
+        <w:top w:val="single" w:sz="4" w:space="0" w:color="auto"/>
+        <w:left w:val="single" w:sz="4" w:space="0" w:color="auto"/>
+        <w:bottom w:val="single" w:sz="4" w:space="0" w:color="auto"/>
+        <w:right w:val="single" w:sz="4" w:space="0" w:color="auto"/>
+        <w:insideH w:val="single" w:sz="4" w:space="0" w:color="auto"/>
+        <w:insideV w:val="single" w:sz="4" w:space="0" w:color="auto"/>
+      </w:tblBorders>
+    </w:tblPr>
+  </w:style>
+  <w:style w:type="paragraph" w:styleId="NormalWeb">
+    <w:name w:val="Normal (Web)"/>
+    <w:basedOn w:val="Normal"/>
+    <w:uiPriority w:val="99"/>
+    <w:semiHidden/>
+    <w:unhideWhenUsed/>
+    <w:rsid w:val="008D34F1"/>
+    <w:pPr>
+      <w:widowControl/>
+      <w:autoSpaceDE/>
+      <w:autoSpaceDN/>
+      <w:spacing w:before="100" w:beforeAutospacing="1" w:after="100" w:afterAutospacing="1"/>
+      <w:ind w:left="0"/>
+    </w:pPr>
+    <w:rPr>
+      <w:rFonts w:ascii="Times New Roman" w:eastAsia="Times New Roman" w:hAnsi="Times New Roman" w:cs="Times New Roman"/>
+      <w:sz w:val="24"/>
+      <w:szCs w:val="24"/>
     </w:rPr>
   </w:style>
 </w:styles>
